--- a/manuscript/causes-of-deaths_manuscript_JR_gk.docx
+++ b/manuscript/causes-of-deaths_manuscript_JR_gk.docx
@@ -166,6 +166,7 @@
         <w:t xml:space="preserve">, largely offset by recorded COVID-19 deaths, leaving a modest </w:t>
       </w:r>
       <w:commentRangeStart w:id="10"/>
+      <w:commentRangeStart w:id="11"/>
       <w:r>
         <w:t>+4.5 %</w:t>
       </w:r>
@@ -176,10 +177,17 @@
         </w:rPr>
         <w:commentReference w:id="10"/>
       </w:r>
+      <w:commentRangeEnd w:id="11"/>
+      <w:r>
+        <w:rPr>
+          <w:rStyle w:val="CommentReference"/>
+        </w:rPr>
+        <w:commentReference w:id="11"/>
+      </w:r>
       <w:r>
         <w:t xml:space="preserve"> all-cause excess. Cardiovascular and mental/neurological excesses correlated positively with </w:t>
       </w:r>
-      <w:ins w:id="11" w:author="Riou Julien" w:date="2025-07-11T09:56:00Z">
+      <w:ins w:id="12" w:author="Riou Julien" w:date="2025-07-11T09:56:00Z">
         <w:r>
           <w:t xml:space="preserve">excess mortality attributed to </w:t>
         </w:r>
@@ -187,7 +195,7 @@
       <w:r>
         <w:t>COVID-19 and other respiratory</w:t>
       </w:r>
-      <w:del w:id="12" w:author="Riou Julien" w:date="2025-07-11T09:56:00Z">
+      <w:del w:id="13" w:author="Riou Julien" w:date="2025-07-11T09:56:00Z">
         <w:r>
           <w:delText xml:space="preserve"> excess mortality</w:delText>
         </w:r>
@@ -221,7 +229,7 @@
       <w:r>
         <w:t>). These findings suggest that mortality disruption</w:t>
       </w:r>
-      <w:ins w:id="13" w:author="Riou Julien" w:date="2025-07-11T09:56:00Z">
+      <w:ins w:id="14" w:author="Riou Julien" w:date="2025-07-11T09:56:00Z">
         <w:r>
           <w:t>s</w:t>
         </w:r>
@@ -229,12 +237,12 @@
       <w:r>
         <w:t xml:space="preserve"> during the pandemic likely reflects three overlapping mechanisms</w:t>
       </w:r>
-      <w:del w:id="14" w:author="Riou Julien" w:date="2025-07-11T09:57:00Z">
+      <w:del w:id="15" w:author="Riou Julien" w:date="2025-07-11T09:57:00Z">
         <w:r>
           <w:delText>—</w:delText>
         </w:r>
       </w:del>
-      <w:ins w:id="15" w:author="Riou Julien" w:date="2025-07-11T09:57:00Z">
+      <w:ins w:id="16" w:author="Riou Julien" w:date="2025-07-11T09:57:00Z">
         <w:r>
           <w:t xml:space="preserve">: </w:t>
         </w:r>
@@ -242,12 +250,12 @@
       <w:r>
         <w:t>reduced circulation of non-COVID respiratory pathogens, misclassification of COVID-19 deaths (especially as cardiovascular), and mortality displacement</w:t>
       </w:r>
-      <w:ins w:id="16" w:author="Riou Julien" w:date="2025-07-11T09:57:00Z">
+      <w:ins w:id="17" w:author="Riou Julien" w:date="2025-07-11T09:57:00Z">
         <w:r>
           <w:t>;</w:t>
         </w:r>
       </w:ins>
-      <w:del w:id="17" w:author="Riou Julien" w:date="2025-07-11T09:57:00Z">
+      <w:del w:id="18" w:author="Riou Julien" w:date="2025-07-11T09:57:00Z">
         <w:r>
           <w:delText>-</w:delText>
         </w:r>
@@ -255,16 +263,16 @@
       <w:r>
         <w:t xml:space="preserve"> and </w:t>
       </w:r>
-      <w:commentRangeStart w:id="18"/>
+      <w:commentRangeStart w:id="19"/>
       <w:r>
         <w:t>indicate that the true respiratory burden remains underestimated</w:t>
       </w:r>
-      <w:commentRangeEnd w:id="18"/>
-      <w:r>
-        <w:rPr>
-          <w:rStyle w:val="CommentReference"/>
-        </w:rPr>
-        <w:commentReference w:id="18"/>
+      <w:commentRangeEnd w:id="19"/>
+      <w:r>
+        <w:rPr>
+          <w:rStyle w:val="CommentReference"/>
+        </w:rPr>
+        <w:commentReference w:id="19"/>
       </w:r>
       <w:r>
         <w:t>.</w:t>
@@ -279,7 +287,7 @@
       <w:pPr>
         <w:pStyle w:val="Heading1"/>
       </w:pPr>
-      <w:bookmarkStart w:id="19" w:name="introduction"/>
+      <w:bookmarkStart w:id="20" w:name="introduction"/>
       <w:bookmarkEnd w:id="0"/>
       <w:r>
         <w:rPr>
@@ -298,7 +306,7 @@
         <w:pStyle w:val="FirstParagraph"/>
         <w:rPr>
           <w:lang w:val="en-GB"/>
-          <w:rPrChange w:id="20" w:author="Konstantinoudis, Garyfallos" w:date="2025-08-04T16:22:00Z" w16du:dateUtc="2025-08-04T15:22:00Z">
+          <w:rPrChange w:id="21" w:author="Konstantinoudis, Garyfallos" w:date="2025-08-04T16:22:00Z" w16du:dateUtc="2025-08-04T15:22:00Z">
             <w:rPr/>
           </w:rPrChange>
         </w:rPr>
@@ -306,109 +314,130 @@
       <w:r>
         <w:t>The COVID-19 pandemic has had a profound impact on mortality around the world. While much attention has focused on deaths directly attributed to SARS-CoV-2 infection, mortality burden during the pandemic extends well beyond these immediate effects, disrupting mortality patterns in many ways</w:t>
       </w:r>
-      <w:commentRangeStart w:id="21"/>
+      <w:commentRangeStart w:id="22"/>
       <w:r>
         <w:t xml:space="preserve">. Control measures considerably reduced deaths from respiratory diseases by limiting the circulation of seasonal viruses [1]. Changes in mobility and social behavior affected deaths from external causes, including accidents and suicides </w:t>
       </w:r>
-      <w:commentRangeEnd w:id="21"/>
-      <w:r>
-        <w:rPr>
-          <w:rStyle w:val="CommentReference"/>
-        </w:rPr>
-        <w:commentReference w:id="21"/>
+      <w:commentRangeEnd w:id="22"/>
+      <w:r>
+        <w:rPr>
+          <w:rStyle w:val="CommentReference"/>
+        </w:rPr>
+        <w:commentReference w:id="22"/>
       </w:r>
       <w:r>
         <w:t xml:space="preserve">[2]. In some countries, healthcare disruptions delayed diagnoses and treatment—particularly for cancer—potentially increasing mortality from certain chronic illnesses [3]. SARS-CoV-2 infection itself may have contributed indirectly to other deaths, especially from cardiovascular causes, either through undiagnosed infection at the time of death or long-term complications following recovery [4]. </w:t>
       </w:r>
-      <w:commentRangeStart w:id="22"/>
-      <w:r>
-        <w:t xml:space="preserve">Finally, mortality displacement—over time or across causes—likely influenced patterns among frail individuals, such as the very elderly or those with poor prognoses [5]. This broader impact is supported by studies showing that, after excluding COVID-19 deaths, mortality from other causes fell below expected </w:t>
+      <w:commentRangeStart w:id="23"/>
+      <w:r>
+        <w:t>Finally, mortality displacement—over time or across causes—likely influenced patterns among frail individuals, such as the very elderly or those with poor prognoses [5]. This broader impact is supported by studies showing that, after excluding COVID-19 deaths, mortality from other causes fell below expected levels—highlighting the indirect effects of the pandemic on mortality [6].</w:t>
+      </w:r>
+      <w:commentRangeEnd w:id="23"/>
+      <w:r>
+        <w:rPr>
+          <w:rStyle w:val="CommentReference"/>
+        </w:rPr>
+        <w:commentReference w:id="23"/>
+      </w:r>
+    </w:p>
+    <w:p>
+      <w:pPr>
+        <w:pStyle w:val="BodyText"/>
+        <w:rPr>
+          <w:ins w:id="24" w:author="Hauser Anthony" w:date="2025-09-09T11:14:00Z" w16du:dateUtc="2025-09-09T09:14:00Z"/>
+        </w:rPr>
+      </w:pPr>
+      <w:commentRangeStart w:id="25"/>
+      <w:r>
+        <w:t xml:space="preserve">To </w:t>
+      </w:r>
+      <w:commentRangeEnd w:id="25"/>
+      <w:r>
+        <w:rPr>
+          <w:rStyle w:val="CommentReference"/>
+        </w:rPr>
+        <w:commentReference w:id="25"/>
+      </w:r>
+      <w:r>
+        <w:t xml:space="preserve">monitor mortality during COVID-19 pandemic, several metrics have been used. COVID-19-related mortality provides an immediate but often incomplete picture, as it only considered direct deaths due to COVID-19, which is subject to </w:t>
+      </w:r>
+      <w:proofErr w:type="spellStart"/>
+      <w:r>
+        <w:t>underascertainment</w:t>
+      </w:r>
+      <w:proofErr w:type="spellEnd"/>
+      <w:r>
+        <w:t xml:space="preserve"> [6]. All-cause excess mortality, as the difference between observed deaths and the number that would have been expected in the absence of pandemic - is more robust, as it does not rely on cause-of-death classification capturing the total mortality impact. However, as it is a composite measure, it cannot assess whether apparent increases in some causes might be offset by decreases in others.</w:t>
+      </w:r>
+    </w:p>
+    <w:p>
+      <w:pPr>
+        <w:pStyle w:val="BodyText"/>
+        <w:rPr>
+          <w:ins w:id="26" w:author="Hauser Anthony" w:date="2025-09-09T11:12:00Z" w16du:dateUtc="2025-09-09T09:12:00Z"/>
+        </w:rPr>
+      </w:pPr>
+      <w:del w:id="27" w:author="Hauser Anthony" w:date="2025-09-09T11:14:00Z" w16du:dateUtc="2025-09-09T09:14:00Z">
+        <w:r>
+          <w:delText xml:space="preserve"> </w:delText>
+        </w:r>
+      </w:del>
+      <w:r>
+        <w:t>A natural extension is to estimate cause-specific excess mortality, which allows for several advantages. First, it helps decompose the overall mortality impact into its underlying components, clarifying change in relative contributions over time. Second, when aggregated, cause-specific estimates can improve the accuracy of total excess mortality estimates [7].</w:t>
+      </w:r>
+    </w:p>
+    <w:p>
+      <w:pPr>
+        <w:pStyle w:val="BodyText"/>
+      </w:pPr>
+      <w:del w:id="28" w:author="Hauser Anthony" w:date="2025-09-09T11:12:00Z" w16du:dateUtc="2025-09-09T09:12:00Z">
+        <w:r>
+          <w:delText xml:space="preserve"> </w:delText>
+        </w:r>
+      </w:del>
+      <w:r>
+        <w:t>However, most studies estimating cause-specific excess mortality an</w:t>
+      </w:r>
+      <w:ins w:id="29" w:author="Hauser Anthony" w:date="2025-09-09T14:45:00Z" w16du:dateUtc="2025-09-09T12:45:00Z">
+        <w:r>
+          <w:t xml:space="preserve"> </w:t>
+        </w:r>
+      </w:ins>
+      <w:proofErr w:type="spellStart"/>
+      <w:r>
+        <w:t>alyse</w:t>
+      </w:r>
+      <w:proofErr w:type="spellEnd"/>
+      <w:r>
+        <w:t xml:space="preserve"> each cause independently and do not account for correlations across causes [4], [8]</w:t>
       </w:r>
       <w:proofErr w:type="gramStart"/>
       <w:r>
-        <w:t>levels—</w:t>
+        <w:t>–[</w:t>
       </w:r>
       <w:proofErr w:type="gramEnd"/>
       <w:r>
-        <w:t>highlighting the indirect effects of the pandemic on mortality [6].</w:t>
-      </w:r>
-      <w:commentRangeEnd w:id="22"/>
-      <w:r>
-        <w:rPr>
-          <w:rStyle w:val="CommentReference"/>
-        </w:rPr>
-        <w:commentReference w:id="22"/>
-      </w:r>
+        <w:t xml:space="preserve">11]. This limits interpretability, as understanding these dependencies—both before and during the pandemic—is key to identifying the mechanisms driving disrupted mortality </w:t>
+      </w:r>
+      <w:proofErr w:type="gramStart"/>
+      <w:r>
+        <w:t>patterns .</w:t>
+      </w:r>
+      <w:proofErr w:type="gramEnd"/>
     </w:p>
     <w:p>
       <w:pPr>
         <w:pStyle w:val="BodyText"/>
       </w:pPr>
-      <w:commentRangeStart w:id="23"/>
-      <w:r>
-        <w:t xml:space="preserve">To </w:t>
-      </w:r>
-      <w:commentRangeEnd w:id="23"/>
-      <w:r>
-        <w:rPr>
-          <w:rStyle w:val="CommentReference"/>
-        </w:rPr>
-        <w:commentReference w:id="23"/>
-      </w:r>
-      <w:r>
-        <w:t xml:space="preserve">monitor mortality during COVID-19 pandemic, several metrics have been used. COVID-19-related mortality provides an immediate but often incomplete picture, as it only considered direct deaths due to COVID-19, which is subject to </w:t>
-      </w:r>
-      <w:proofErr w:type="spellStart"/>
-      <w:r>
-        <w:t>underascertainment</w:t>
-      </w:r>
-      <w:proofErr w:type="spellEnd"/>
-      <w:r>
-        <w:t xml:space="preserve"> [6]. All-cause excess mortality, as the difference between observed deaths and the number that would have been expected in the absence of pandemic - is more robust, as it does not rely on cause-of-death classification capturing the total mortality impact. However, as it is a composite measure, it cannot assess whether apparent increases in some causes might be offset by decreases in others. A natural extension is to estimate cause-specific excess mortality, which allows for several advantages. First, it helps decompose the overall mortality impact into its underlying components, clarifying change in relative contributions over time. Second, when aggregated, cause-specific estimates can improve the accuracy of total excess mortality estimates [7]. However, most studies estimating cause-specific excess mortality </w:t>
-      </w:r>
-      <w:proofErr w:type="spellStart"/>
-      <w:r>
-        <w:t>analyse</w:t>
-      </w:r>
-      <w:proofErr w:type="spellEnd"/>
-      <w:r>
-        <w:t xml:space="preserve"> each cause independently and do not account for correlations across causes [4], [8]</w:t>
+      <w:r>
+        <w:t xml:space="preserve">In this study, we aim to fill this gap by estimating cause-specific excess mortality in Switzerland from 2011 to 2021, with a particular focus on cross-cause correlations. We use a Bayesian multivariate model that captures seasonal and long-term trends, accounts for population dynamics, and </w:t>
       </w:r>
       <w:proofErr w:type="gramStart"/>
       <w:r>
-        <w:t>–[</w:t>
+        <w:t>models</w:t>
       </w:r>
       <w:proofErr w:type="gramEnd"/>
       <w:r>
-        <w:t xml:space="preserve">11]. This limits interpretability, as understanding these dependencies—both before and during the </w:t>
-      </w:r>
-      <w:proofErr w:type="gramStart"/>
-      <w:r>
-        <w:t>pandemic—</w:t>
-      </w:r>
-      <w:proofErr w:type="gramEnd"/>
-      <w:r>
-        <w:t xml:space="preserve">is key to identifying the mechanisms driving disrupted mortality </w:t>
-      </w:r>
-      <w:proofErr w:type="gramStart"/>
-      <w:r>
-        <w:t>patterns .</w:t>
-      </w:r>
-      <w:proofErr w:type="gramEnd"/>
-    </w:p>
-    <w:p>
-      <w:pPr>
-        <w:pStyle w:val="BodyText"/>
-      </w:pPr>
-      <w:r>
-        <w:t xml:space="preserve">In this study, we aim to fill this gap by estimating cause-specific excess mortality in Switzerland from 2011 to 2021, with a particular focus on cross-cause correlations. We use a Bayesian multivariate model that captures seasonal and long-term trends, accounts for population dynamics, and </w:t>
-      </w:r>
-      <w:proofErr w:type="gramStart"/>
-      <w:r>
-        <w:t>models</w:t>
-      </w:r>
-      <w:proofErr w:type="gramEnd"/>
-      <w:r>
         <w:t xml:space="preserve"> correlation across causes through a shared random structure. By examining both the pre-pandemic synchrony in cause-specific mortality and its disruption during the pandemic, we aim to identify signals of misclassification, mortality displacement, and indirect effects of COVID-19. This approach, by highlighting the interdependence of mortality processes— offers new insight into the mechanisms by which the pandemic and its response have disrupted mortality patterns.</w:t>
       </w:r>
     </w:p>
@@ -421,8 +450,8 @@
       <w:pPr>
         <w:pStyle w:val="Heading1"/>
       </w:pPr>
-      <w:bookmarkStart w:id="24" w:name="methods"/>
-      <w:bookmarkEnd w:id="19"/>
+      <w:bookmarkStart w:id="30" w:name="methods"/>
+      <w:bookmarkEnd w:id="20"/>
       <w:r>
         <w:rPr>
           <w:rStyle w:val="SectionNumber"/>
@@ -439,7 +468,7 @@
       <w:pPr>
         <w:pStyle w:val="Heading2"/>
       </w:pPr>
-      <w:bookmarkStart w:id="25" w:name="data"/>
+      <w:bookmarkStart w:id="31" w:name="data"/>
       <w:r>
         <w:rPr>
           <w:rStyle w:val="SectionNumber"/>
@@ -463,8 +492,8 @@
       <w:pPr>
         <w:pStyle w:val="Heading2"/>
       </w:pPr>
-      <w:bookmarkStart w:id="26" w:name="model"/>
-      <w:bookmarkEnd w:id="25"/>
+      <w:bookmarkStart w:id="32" w:name="model"/>
+      <w:bookmarkEnd w:id="31"/>
       <w:r>
         <w:rPr>
           <w:rStyle w:val="SectionNumber"/>
@@ -487,7 +516,8 @@
         <w:br/>
         <w:t>The model accounts for changes in population siz</w:t>
       </w:r>
-      <w:commentRangeStart w:id="27"/>
+      <w:commentRangeStart w:id="33"/>
+      <w:commentRangeStart w:id="34"/>
       <w:r>
         <w:t xml:space="preserve">e </w:t>
       </w:r>
@@ -502,12 +532,19 @@
       <w:r>
         <w:t xml:space="preserve"> </w:t>
       </w:r>
-      <w:commentRangeEnd w:id="27"/>
-      <w:r>
-        <w:rPr>
-          <w:rStyle w:val="CommentReference"/>
-        </w:rPr>
-        <w:commentReference w:id="27"/>
+      <w:commentRangeEnd w:id="33"/>
+      <w:r>
+        <w:rPr>
+          <w:rStyle w:val="CommentReference"/>
+        </w:rPr>
+        <w:commentReference w:id="33"/>
+      </w:r>
+      <w:commentRangeEnd w:id="34"/>
+      <w:r>
+        <w:rPr>
+          <w:rStyle w:val="CommentReference"/>
+        </w:rPr>
+        <w:commentReference w:id="34"/>
       </w:r>
       <w:r>
         <w:t xml:space="preserve">over time via an offset term, and includes fixed effects </w:t>
@@ -614,8 +651,9 @@
           </w:rPr>
           <m:t>∼</m:t>
         </m:r>
-        <w:commentRangeStart w:id="28"/>
-        <w:commentRangeStart w:id="29"/>
+        <w:commentRangeStart w:id="35"/>
+        <w:commentRangeStart w:id="36"/>
+        <w:commentRangeStart w:id="37"/>
         <m:r>
           <m:rPr>
             <m:scr m:val="script"/>
@@ -662,19 +700,26 @@
       <w:r>
         <w:t xml:space="preserve">, where </w:t>
       </w:r>
-      <w:commentRangeEnd w:id="28"/>
-      <w:r>
-        <w:rPr>
-          <w:rStyle w:val="CommentReference"/>
-        </w:rPr>
-        <w:commentReference w:id="28"/>
-      </w:r>
-      <w:commentRangeEnd w:id="29"/>
-      <w:r>
-        <w:rPr>
-          <w:rStyle w:val="CommentReference"/>
-        </w:rPr>
-        <w:commentReference w:id="29"/>
+      <w:commentRangeEnd w:id="35"/>
+      <w:r>
+        <w:rPr>
+          <w:rStyle w:val="CommentReference"/>
+        </w:rPr>
+        <w:commentReference w:id="35"/>
+      </w:r>
+      <w:commentRangeEnd w:id="36"/>
+      <w:r>
+        <w:rPr>
+          <w:rStyle w:val="CommentReference"/>
+        </w:rPr>
+        <w:commentReference w:id="36"/>
+      </w:r>
+      <w:commentRangeEnd w:id="37"/>
+      <w:r>
+        <w:rPr>
+          <w:rStyle w:val="CommentReference"/>
+        </w:rPr>
+        <w:commentReference w:id="37"/>
       </w:r>
       <m:oMath>
         <m:r>
@@ -699,6 +744,12 @@
     <w:p>
       <w:pPr>
         <w:pStyle w:val="BodyText"/>
+        <w:rPr>
+          <w:lang w:val="fr-CH"/>
+          <w:rPrChange w:id="38" w:author="Hauser Anthony" w:date="2025-09-09T11:12:00Z" w16du:dateUtc="2025-09-09T09:12:00Z">
+            <w:rPr/>
+          </w:rPrChange>
+        </w:rPr>
       </w:pPr>
       <m:oMathPara>
         <m:oMathParaPr>
@@ -753,6 +804,12 @@
             </m:rPr>
             <w:rPr>
               <w:rFonts w:ascii="Cambria Math" w:hAnsi="Cambria Math"/>
+              <w:lang w:val="fr-CH"/>
+              <w:rPrChange w:id="39" w:author="Hauser Anthony" w:date="2025-09-09T11:12:00Z" w16du:dateUtc="2025-09-09T09:12:00Z">
+                <w:rPr>
+                  <w:rFonts w:ascii="Cambria Math" w:hAnsi="Cambria Math"/>
+                </w:rPr>
+              </w:rPrChange>
             </w:rPr>
             <m:t>∼</m:t>
           </m:r>
@@ -760,6 +817,12 @@
             <m:rPr>
               <m:nor/>
             </m:rPr>
+            <w:rPr>
+              <w:lang w:val="fr-CH"/>
+              <w:rPrChange w:id="40" w:author="Hauser Anthony" w:date="2025-09-09T11:12:00Z" w16du:dateUtc="2025-09-09T09:12:00Z">
+                <w:rPr/>
+              </w:rPrChange>
+            </w:rPr>
             <m:t>Poisson</m:t>
           </m:r>
           <m:d>
@@ -929,7 +992,8 @@
             </w:rPr>
             <m:t>+</m:t>
           </m:r>
-          <w:commentRangeStart w:id="30"/>
+          <w:commentRangeStart w:id="41"/>
+          <w:commentRangeStart w:id="42"/>
           <m:sSub>
             <m:sSubPr>
               <m:ctrlPr>
@@ -955,7 +1019,7 @@
               </m:r>
             </m:sub>
           </m:sSub>
-          <w:commentRangeEnd w:id="30"/>
+          <w:commentRangeEnd w:id="41"/>
           <m:r>
             <m:rPr>
               <m:sty m:val="p"/>
@@ -963,7 +1027,17 @@
             <w:rPr>
               <w:rStyle w:val="CommentReference"/>
             </w:rPr>
-            <w:commentReference w:id="30"/>
+            <w:commentReference w:id="41"/>
+          </m:r>
+          <w:commentRangeEnd w:id="42"/>
+          <m:r>
+            <m:rPr>
+              <m:sty m:val="p"/>
+            </m:rPr>
+            <w:rPr>
+              <w:rStyle w:val="CommentReference"/>
+            </w:rPr>
+            <w:commentReference w:id="42"/>
           </m:r>
           <m:r>
             <m:rPr>
@@ -974,7 +1048,8 @@
             </w:rPr>
             <m:t>+</m:t>
           </m:r>
-          <w:commentRangeStart w:id="31"/>
+          <w:commentRangeStart w:id="43"/>
+          <w:commentRangeStart w:id="44"/>
           <m:sSub>
             <m:sSubPr>
               <m:ctrlPr>
@@ -1000,7 +1075,7 @@
               </m:r>
             </m:sub>
           </m:sSub>
-          <w:commentRangeEnd w:id="31"/>
+          <w:commentRangeEnd w:id="43"/>
           <m:r>
             <m:rPr>
               <m:sty m:val="p"/>
@@ -1008,7 +1083,17 @@
             <w:rPr>
               <w:rStyle w:val="CommentReference"/>
             </w:rPr>
-            <w:commentReference w:id="31"/>
+            <w:commentReference w:id="43"/>
+          </m:r>
+          <w:commentRangeEnd w:id="44"/>
+          <m:r>
+            <m:rPr>
+              <m:sty m:val="p"/>
+            </m:rPr>
+            <w:rPr>
+              <w:rStyle w:val="CommentReference"/>
+            </w:rPr>
+            <w:commentReference w:id="44"/>
           </m:r>
           <m:r>
             <m:rPr>
@@ -1083,7 +1168,8 @@
             </w:rPr>
             <m:t>+</m:t>
           </m:r>
-          <w:commentRangeStart w:id="32"/>
+          <w:commentRangeStart w:id="45"/>
+          <w:commentRangeStart w:id="46"/>
           <m:sSub>
             <m:sSubPr>
               <m:ctrlPr>
@@ -1109,7 +1195,7 @@
               </m:r>
             </m:sub>
           </m:sSub>
-          <w:commentRangeEnd w:id="32"/>
+          <w:commentRangeEnd w:id="45"/>
           <m:r>
             <m:rPr>
               <m:sty m:val="p"/>
@@ -1117,7 +1203,17 @@
             <w:rPr>
               <w:rStyle w:val="CommentReference"/>
             </w:rPr>
-            <w:commentReference w:id="32"/>
+            <w:commentReference w:id="45"/>
+          </m:r>
+          <w:commentRangeEnd w:id="46"/>
+          <m:r>
+            <m:rPr>
+              <m:sty m:val="p"/>
+            </m:rPr>
+            <w:rPr>
+              <w:rStyle w:val="CommentReference"/>
+            </w:rPr>
+            <w:commentReference w:id="46"/>
           </m:r>
           <m:r>
             <m:rPr>
@@ -1427,7 +1523,8 @@
       <w:r>
         <w:t xml:space="preserve"> after removing the random effect </w:t>
       </w:r>
-      <w:commentRangeStart w:id="33"/>
+      <w:commentRangeStart w:id="47"/>
+      <w:commentRangeStart w:id="48"/>
       <m:oMath>
         <m:r>
           <w:rPr>
@@ -1511,12 +1608,19 @@
       <w:r>
         <w:t>—that is, unexplained or anomalous variation beyond structured trends.</w:t>
       </w:r>
-      <w:commentRangeEnd w:id="33"/>
-      <w:r>
-        <w:rPr>
-          <w:rStyle w:val="CommentReference"/>
-        </w:rPr>
-        <w:commentReference w:id="33"/>
+      <w:commentRangeEnd w:id="47"/>
+      <w:r>
+        <w:rPr>
+          <w:rStyle w:val="CommentReference"/>
+        </w:rPr>
+        <w:commentReference w:id="47"/>
+      </w:r>
+      <w:commentRangeEnd w:id="48"/>
+      <w:r>
+        <w:rPr>
+          <w:rStyle w:val="CommentReference"/>
+        </w:rPr>
+        <w:commentReference w:id="48"/>
       </w:r>
       <w:r>
         <w:br/>
@@ -1790,8 +1894,8 @@
       <w:pPr>
         <w:pStyle w:val="Heading2"/>
       </w:pPr>
-      <w:bookmarkStart w:id="34" w:name="further-analysis"/>
-      <w:bookmarkEnd w:id="26"/>
+      <w:bookmarkStart w:id="49" w:name="further-analysis"/>
+      <w:bookmarkEnd w:id="32"/>
       <w:r>
         <w:rPr>
           <w:rStyle w:val="SectionNumber"/>
@@ -1839,9 +1943,9 @@
       <w:pPr>
         <w:pStyle w:val="Heading1"/>
       </w:pPr>
-      <w:bookmarkStart w:id="35" w:name="results"/>
-      <w:bookmarkEnd w:id="24"/>
-      <w:bookmarkEnd w:id="34"/>
+      <w:bookmarkStart w:id="50" w:name="results"/>
+      <w:bookmarkEnd w:id="30"/>
+      <w:bookmarkEnd w:id="49"/>
       <w:r>
         <w:rPr>
           <w:rStyle w:val="SectionNumber"/>
@@ -1858,7 +1962,7 @@
       <w:pPr>
         <w:pStyle w:val="Heading2"/>
       </w:pPr>
-      <w:bookmarkStart w:id="36" w:name="distribution-of-deaths"/>
+      <w:bookmarkStart w:id="51" w:name="distribution-of-deaths"/>
       <w:r>
         <w:rPr>
           <w:rStyle w:val="SectionNumber"/>
@@ -1882,8 +1986,8 @@
       <w:pPr>
         <w:pStyle w:val="Heading2"/>
       </w:pPr>
-      <w:bookmarkStart w:id="37" w:name="prepandemic-mortality-trends"/>
-      <w:bookmarkEnd w:id="36"/>
+      <w:bookmarkStart w:id="52" w:name="prepandemic-mortality-trends"/>
+      <w:bookmarkEnd w:id="51"/>
       <w:r>
         <w:rPr>
           <w:rStyle w:val="SectionNumber"/>
@@ -1909,94 +2013,126 @@
       <w:r>
         <w:t xml:space="preserve">The model </w:t>
       </w:r>
-      <w:commentRangeStart w:id="38"/>
+      <w:commentRangeStart w:id="53"/>
+      <w:commentRangeStart w:id="54"/>
       <w:r>
         <w:t xml:space="preserve">successfully </w:t>
       </w:r>
-      <w:commentRangeEnd w:id="38"/>
-      <w:r>
-        <w:rPr>
-          <w:rStyle w:val="CommentReference"/>
-        </w:rPr>
-        <w:commentReference w:id="38"/>
+      <w:commentRangeEnd w:id="53"/>
+      <w:r>
+        <w:rPr>
+          <w:rStyle w:val="CommentReference"/>
+        </w:rPr>
+        <w:commentReference w:id="53"/>
+      </w:r>
+      <w:commentRangeEnd w:id="54"/>
+      <w:r>
+        <w:rPr>
+          <w:rStyle w:val="CommentReference"/>
+        </w:rPr>
+        <w:commentReference w:id="54"/>
       </w:r>
       <w:r>
         <w:t xml:space="preserve">captures both the seasonal and long-term trends in cause-specific mortality observed between 2011 and 2019 (Fig 2A for individuals aged 80+, and Fig S1–S4 for other age </w:t>
       </w:r>
-      <w:commentRangeStart w:id="39"/>
+      <w:commentRangeStart w:id="55"/>
+      <w:commentRangeStart w:id="56"/>
       <w:r>
         <w:t xml:space="preserve">groups). </w:t>
       </w:r>
-      <w:commentRangeEnd w:id="39"/>
-      <w:r>
-        <w:rPr>
-          <w:rStyle w:val="CommentReference"/>
-        </w:rPr>
-        <w:commentReference w:id="39"/>
+      <w:commentRangeEnd w:id="55"/>
+      <w:r>
+        <w:rPr>
+          <w:rStyle w:val="CommentReference"/>
+        </w:rPr>
+        <w:commentReference w:id="55"/>
+      </w:r>
+      <w:commentRangeEnd w:id="56"/>
+      <w:r>
+        <w:rPr>
+          <w:rStyle w:val="CommentReference"/>
+        </w:rPr>
+        <w:commentReference w:id="56"/>
       </w:r>
       <w:r>
         <w:t>We observe notable similarities in mortality trends across different causes, both in the expected seasonal patterns and in intermittent episodes of excess mortality that often occur synchronously (e.g., during the winters of 2014/15 and 2016/17). For the 80+ age group</w:t>
       </w:r>
-      <w:commentRangeStart w:id="40"/>
+      <w:commentRangeStart w:id="57"/>
       <w:r>
         <w:t xml:space="preserve">, Fig 2B </w:t>
       </w:r>
-      <w:commentRangeEnd w:id="40"/>
-      <w:r>
-        <w:rPr>
-          <w:rStyle w:val="CommentReference"/>
-        </w:rPr>
-        <w:commentReference w:id="40"/>
+      <w:commentRangeEnd w:id="57"/>
+      <w:r>
+        <w:rPr>
+          <w:rStyle w:val="CommentReference"/>
+        </w:rPr>
+        <w:commentReference w:id="57"/>
       </w:r>
       <w:r>
         <w:t xml:space="preserve">highlights this synchrony in timing, showing that the expected mean mortality peak (in black) occurs consistently across causes between January and February. During the pre-pandemic period (2011–2019), observed peak timings (colored circles) align closely with these expectations. However, during the pandemic years, we observe a marked shift: mortality peaks occur earlier than expected (colored squares). In addition, the model reveals strong positive correlations in cause-specific excess mortality, mostly among individuals aged 80 and over (Fig </w:t>
       </w:r>
-      <w:commentRangeStart w:id="41"/>
+      <w:commentRangeStart w:id="58"/>
       <w:r>
         <w:t>2C</w:t>
       </w:r>
-      <w:commentRangeEnd w:id="41"/>
-      <w:r>
-        <w:rPr>
-          <w:rStyle w:val="CommentReference"/>
-        </w:rPr>
-        <w:commentReference w:id="41"/>
+      <w:commentRangeEnd w:id="58"/>
+      <w:r>
+        <w:rPr>
+          <w:rStyle w:val="CommentReference"/>
+        </w:rPr>
+        <w:commentReference w:id="58"/>
       </w:r>
       <w:r>
         <w:t xml:space="preserve">). </w:t>
       </w:r>
-      <w:commentRangeStart w:id="42"/>
+      <w:commentRangeStart w:id="59"/>
+      <w:commentRangeStart w:id="60"/>
       <w:r>
         <w:t xml:space="preserve">Specifically, excess deaths from respiratory diseases, mental or neurological disorders, and cardiovascular diseases are highly correlated, with pairwise correlations exceeding </w:t>
       </w:r>
-      <w:commentRangeStart w:id="43"/>
+      <w:commentRangeStart w:id="61"/>
+      <w:commentRangeStart w:id="62"/>
       <w:r>
         <w:t>80</w:t>
       </w:r>
-      <w:commentRangeEnd w:id="43"/>
-      <w:r>
-        <w:rPr>
-          <w:rStyle w:val="CommentReference"/>
-        </w:rPr>
-        <w:commentReference w:id="43"/>
+      <w:commentRangeEnd w:id="61"/>
+      <w:r>
+        <w:rPr>
+          <w:rStyle w:val="CommentReference"/>
+        </w:rPr>
+        <w:commentReference w:id="61"/>
+      </w:r>
+      <w:commentRangeEnd w:id="62"/>
+      <w:r>
+        <w:rPr>
+          <w:rStyle w:val="CommentReference"/>
+        </w:rPr>
+        <w:commentReference w:id="62"/>
       </w:r>
       <w:r>
         <w:t>%.</w:t>
       </w:r>
-      <w:commentRangeEnd w:id="42"/>
-      <w:r>
-        <w:rPr>
-          <w:rStyle w:val="CommentReference"/>
-        </w:rPr>
-        <w:commentReference w:id="42"/>
+      <w:commentRangeEnd w:id="59"/>
+      <w:r>
+        <w:rPr>
+          <w:rStyle w:val="CommentReference"/>
+        </w:rPr>
+        <w:commentReference w:id="59"/>
+      </w:r>
+      <w:commentRangeEnd w:id="60"/>
+      <w:r>
+        <w:rPr>
+          <w:rStyle w:val="CommentReference"/>
+        </w:rPr>
+        <w:commentReference w:id="60"/>
       </w:r>
     </w:p>
     <w:p>
       <w:pPr>
         <w:pStyle w:val="Heading2"/>
       </w:pPr>
-      <w:bookmarkStart w:id="44" w:name="covid-19-mortality"/>
-      <w:bookmarkEnd w:id="37"/>
+      <w:bookmarkStart w:id="63" w:name="covid-19-mortality"/>
+      <w:bookmarkEnd w:id="52"/>
       <w:r>
         <w:rPr>
           <w:rStyle w:val="SectionNumber"/>
@@ -2015,46 +2151,54 @@
       <w:r>
         <w:t xml:space="preserve">The model also captures all-cause mortality, obtained by aggregating deaths across causes. Among individuals aged 65 and over, the impact of the first two COVID-19 waves—-spring 2020 and fall/winter 2020–21—-clearly exceeded any episodes of excess mortality observed between 2011 and 2019 (Fig 3A). Cumulative excess mortality highlights the substantial increase in deaths during these waves, followed by a gradual mortality deficit in the subsequent weeks (Fig </w:t>
       </w:r>
-      <w:commentRangeStart w:id="45"/>
-      <w:commentRangeStart w:id="46"/>
+      <w:commentRangeStart w:id="64"/>
+      <w:commentRangeStart w:id="65"/>
+      <w:commentRangeStart w:id="66"/>
       <w:r>
         <w:t>3B</w:t>
       </w:r>
-      <w:commentRangeEnd w:id="45"/>
-      <w:r>
-        <w:rPr>
-          <w:rStyle w:val="CommentReference"/>
-        </w:rPr>
-        <w:commentReference w:id="45"/>
-      </w:r>
-      <w:commentRangeEnd w:id="46"/>
-      <w:r>
-        <w:rPr>
-          <w:rStyle w:val="CommentReference"/>
-        </w:rPr>
-        <w:commentReference w:id="46"/>
+      <w:commentRangeEnd w:id="64"/>
+      <w:r>
+        <w:rPr>
+          <w:rStyle w:val="CommentReference"/>
+        </w:rPr>
+        <w:commentReference w:id="64"/>
+      </w:r>
+      <w:commentRangeEnd w:id="65"/>
+      <w:r>
+        <w:rPr>
+          <w:rStyle w:val="CommentReference"/>
+        </w:rPr>
+        <w:commentReference w:id="65"/>
+      </w:r>
+      <w:commentRangeEnd w:id="66"/>
+      <w:r>
+        <w:rPr>
+          <w:rStyle w:val="CommentReference"/>
+        </w:rPr>
+        <w:commentReference w:id="66"/>
       </w:r>
       <w:r>
         <w:t xml:space="preserve">). </w:t>
       </w:r>
-      <w:commentRangeStart w:id="47"/>
+      <w:commentRangeStart w:id="67"/>
       <w:r>
         <w:t>When excluding deaths attributed to COVID-19, we also observe that mortality from other causes was lower than expected in 2020–21 for people aged 65 and over.</w:t>
       </w:r>
-      <w:commentRangeEnd w:id="47"/>
-      <w:r>
-        <w:rPr>
-          <w:rStyle w:val="CommentReference"/>
-        </w:rPr>
-        <w:commentReference w:id="47"/>
+      <w:commentRangeEnd w:id="67"/>
+      <w:r>
+        <w:rPr>
+          <w:rStyle w:val="CommentReference"/>
+        </w:rPr>
+        <w:commentReference w:id="67"/>
       </w:r>
     </w:p>
     <w:p>
       <w:pPr>
         <w:pStyle w:val="Heading2"/>
       </w:pPr>
-      <w:bookmarkStart w:id="48" w:name="X1703572a882412dc6e006803980729019b8b6f9"/>
-      <w:bookmarkEnd w:id="44"/>
+      <w:bookmarkStart w:id="68" w:name="X1703572a882412dc6e006803980729019b8b6f9"/>
+      <w:bookmarkEnd w:id="63"/>
       <w:r>
         <w:rPr>
           <w:rStyle w:val="SectionNumber"/>
@@ -2073,52 +2217,52 @@
       <w:r>
         <w:t>Among individuals aged below 64</w:t>
       </w:r>
-      <w:commentRangeStart w:id="49"/>
-      <w:commentRangeStart w:id="50"/>
+      <w:commentRangeStart w:id="69"/>
+      <w:commentRangeStart w:id="70"/>
       <w:r>
         <w:t xml:space="preserve">, almost all cause-specific mortalities remained within expected levels, suggesting no evidence of excess mortality during 2020–21. </w:t>
       </w:r>
-      <w:commentRangeEnd w:id="49"/>
-      <w:r>
-        <w:rPr>
-          <w:rStyle w:val="CommentReference"/>
-        </w:rPr>
-        <w:commentReference w:id="49"/>
-      </w:r>
-      <w:commentRangeEnd w:id="50"/>
-      <w:r>
-        <w:rPr>
-          <w:rStyle w:val="CommentReference"/>
-        </w:rPr>
-        <w:commentReference w:id="50"/>
+      <w:commentRangeEnd w:id="69"/>
+      <w:r>
+        <w:rPr>
+          <w:rStyle w:val="CommentReference"/>
+        </w:rPr>
+        <w:commentReference w:id="69"/>
+      </w:r>
+      <w:commentRangeEnd w:id="70"/>
+      <w:r>
+        <w:rPr>
+          <w:rStyle w:val="CommentReference"/>
+        </w:rPr>
+        <w:commentReference w:id="70"/>
       </w:r>
       <w:r>
         <w:t xml:space="preserve">A slight excess in suicides was observed among 0-17 (16 [2-28], +54%), but the small number of observed deaths (43) limits interpretation. In contrast, among individuals aged 65–79, a deficit in deaths due to cancers and mental or neurological disorders was observed in 2020–21, </w:t>
       </w:r>
-      <w:commentRangeStart w:id="51"/>
+      <w:commentRangeStart w:id="71"/>
       <w:r>
         <w:t xml:space="preserve">with approximately 5% fewer </w:t>
       </w:r>
-      <w:commentRangeEnd w:id="51"/>
-      <w:r>
-        <w:rPr>
-          <w:rStyle w:val="CommentReference"/>
-        </w:rPr>
-        <w:commentReference w:id="51"/>
+      <w:commentRangeEnd w:id="71"/>
+      <w:r>
+        <w:rPr>
+          <w:rStyle w:val="CommentReference"/>
+        </w:rPr>
+        <w:commentReference w:id="71"/>
       </w:r>
       <w:r>
         <w:t xml:space="preserve">deaths than expected. The largest </w:t>
       </w:r>
-      <w:commentRangeStart w:id="52"/>
+      <w:commentRangeStart w:id="72"/>
       <w:r>
         <w:t>decrease occurred during the Alpha wave in January–February 2021. Mortality due to cardiovascular diseases in this group remained within the expected range, although a localized excess was noted during the autumn 2020 wave (+14%).</w:t>
       </w:r>
-      <w:commentRangeEnd w:id="52"/>
-      <w:r>
-        <w:rPr>
-          <w:rStyle w:val="CommentReference"/>
-        </w:rPr>
-        <w:commentReference w:id="52"/>
+      <w:commentRangeEnd w:id="72"/>
+      <w:r>
+        <w:rPr>
+          <w:rStyle w:val="CommentReference"/>
+        </w:rPr>
+        <w:commentReference w:id="72"/>
       </w:r>
     </w:p>
     <w:p>
@@ -2150,8 +2294,8 @@
       <w:pPr>
         <w:pStyle w:val="Heading2"/>
       </w:pPr>
-      <w:bookmarkStart w:id="53" w:name="Xd537387f716daf71b655cf5953dad128feb954d"/>
-      <w:bookmarkEnd w:id="48"/>
+      <w:bookmarkStart w:id="73" w:name="Xd537387f716daf71b655cf5953dad128feb954d"/>
+      <w:bookmarkEnd w:id="68"/>
       <w:r>
         <w:rPr>
           <w:rStyle w:val="SectionNumber"/>
@@ -2188,9 +2332,9 @@
       <w:pPr>
         <w:pStyle w:val="Heading1"/>
       </w:pPr>
-      <w:bookmarkStart w:id="54" w:name="discussion"/>
-      <w:bookmarkEnd w:id="35"/>
-      <w:bookmarkEnd w:id="53"/>
+      <w:bookmarkStart w:id="74" w:name="discussion"/>
+      <w:bookmarkEnd w:id="50"/>
+      <w:bookmarkEnd w:id="73"/>
       <w:r>
         <w:rPr>
           <w:rStyle w:val="SectionNumber"/>
@@ -2207,7 +2351,7 @@
       <w:pPr>
         <w:pStyle w:val="Heading2"/>
       </w:pPr>
-      <w:bookmarkStart w:id="55" w:name="summary"/>
+      <w:bookmarkStart w:id="75" w:name="summary"/>
       <w:r>
         <w:rPr>
           <w:rStyle w:val="SectionNumber"/>
@@ -2239,8 +2383,8 @@
       <w:pPr>
         <w:pStyle w:val="Heading2"/>
       </w:pPr>
-      <w:bookmarkStart w:id="56" w:name="Xacf3f3f9a295da438b4923d264beecd65af4f57"/>
-      <w:bookmarkEnd w:id="55"/>
+      <w:bookmarkStart w:id="76" w:name="Xacf3f3f9a295da438b4923d264beecd65af4f57"/>
+      <w:bookmarkEnd w:id="75"/>
       <w:r>
         <w:rPr>
           <w:rStyle w:val="SectionNumber"/>
@@ -2250,11 +2394,11 @@
       <w:r>
         <w:tab/>
       </w:r>
-      <w:commentRangeStart w:id="57"/>
+      <w:commentRangeStart w:id="77"/>
       <w:r>
         <w:t xml:space="preserve">Potential </w:t>
       </w:r>
-      <w:commentRangeEnd w:id="57"/>
+      <w:commentRangeEnd w:id="77"/>
       <w:r>
         <w:rPr>
           <w:rStyle w:val="CommentReference"/>
@@ -2263,7 +2407,7 @@
           <w:bCs w:val="0"/>
           <w:color w:val="auto"/>
         </w:rPr>
-        <w:commentReference w:id="57"/>
+        <w:commentReference w:id="77"/>
       </w:r>
       <w:r>
         <w:t>explanations for the observed patterns: 4 types of disruption</w:t>
@@ -2317,8 +2461,8 @@
       <w:pPr>
         <w:pStyle w:val="Heading2"/>
       </w:pPr>
-      <w:bookmarkStart w:id="58" w:name="cross-cause-correlation"/>
-      <w:bookmarkEnd w:id="56"/>
+      <w:bookmarkStart w:id="78" w:name="cross-cause-correlation"/>
+      <w:bookmarkEnd w:id="76"/>
       <w:r>
         <w:rPr>
           <w:rStyle w:val="SectionNumber"/>
@@ -2350,8 +2494,8 @@
       <w:pPr>
         <w:pStyle w:val="Heading2"/>
       </w:pPr>
-      <w:bookmarkStart w:id="59" w:name="strengths-limitations-and-perspectives"/>
-      <w:bookmarkEnd w:id="58"/>
+      <w:bookmarkStart w:id="79" w:name="strengths-limitations-and-perspectives"/>
+      <w:bookmarkEnd w:id="78"/>
       <w:r>
         <w:rPr>
           <w:rStyle w:val="SectionNumber"/>
@@ -2384,15 +2528,7 @@
         <w:pStyle w:val="BodyText"/>
       </w:pPr>
       <w:r>
-        <w:t xml:space="preserve">The study also has limitations. First, most analyses rely solely on the underlying cause of death, limiting our ability to capture mechanisms such as mortality displacement. Still, the cancer example illustrates how multiple-cause-of-death data can account for an apparent drop in mortality. Systematic use of such data would support two complementary approaches: frailty-survival models to capture temporal displacement by account </w:t>
-      </w:r>
-      <w:proofErr w:type="gramStart"/>
-      <w:r>
-        <w:t>for</w:t>
-      </w:r>
-      <w:proofErr w:type="gramEnd"/>
-      <w:r>
-        <w:t xml:space="preserve"> unobserved </w:t>
+        <w:t xml:space="preserve">The study also has limitations. First, most analyses rely solely on the underlying cause of death, limiting our ability to capture mechanisms such as mortality displacement. Still, the cancer example illustrates how multiple-cause-of-death data can account for an apparent drop in mortality. Systematic use of such data would support two complementary approaches: frailty-survival models to capture temporal displacement by account for unobserved </w:t>
       </w:r>
       <w:proofErr w:type="gramStart"/>
       <w:r>
@@ -2432,9 +2568,9 @@
       <w:pPr>
         <w:pStyle w:val="Heading1"/>
       </w:pPr>
-      <w:bookmarkStart w:id="60" w:name="figures"/>
-      <w:bookmarkEnd w:id="54"/>
-      <w:bookmarkEnd w:id="59"/>
+      <w:bookmarkStart w:id="80" w:name="figures"/>
+      <w:bookmarkEnd w:id="74"/>
+      <w:bookmarkEnd w:id="79"/>
       <w:r>
         <w:rPr>
           <w:rStyle w:val="SectionNumber"/>
@@ -2775,15 +2911,7 @@
       </w:r>
       <w:proofErr w:type="gramEnd"/>
       <w:r>
-        <w:t xml:space="preserve"> to posterior </w:t>
-      </w:r>
-      <w:proofErr w:type="gramStart"/>
-      <w:r>
-        <w:t>mean</w:t>
-      </w:r>
-      <w:proofErr w:type="gramEnd"/>
-      <w:r>
-        <w:t xml:space="preserve"> and 95% </w:t>
+        <w:t xml:space="preserve"> to posterior mean and 95% </w:t>
       </w:r>
       <w:proofErr w:type="spellStart"/>
       <w:r>
@@ -2793,16 +2921,16 @@
       <w:r>
         <w:t xml:space="preserve"> of the relative excess mortality by phase, respectively. The phases are delimited by the dashed vertical lines. Panels A to D represents the different a</w:t>
       </w:r>
-      <w:commentRangeStart w:id="61"/>
+      <w:commentRangeStart w:id="81"/>
       <w:r>
         <w:t>ge groups. See Fig S5-S9 for the excess mortality by phase for each cause and each age group.</w:t>
       </w:r>
-      <w:commentRangeEnd w:id="61"/>
-      <w:r>
-        <w:rPr>
-          <w:rStyle w:val="CommentReference"/>
-        </w:rPr>
-        <w:commentReference w:id="61"/>
+      <w:commentRangeEnd w:id="81"/>
+      <w:r>
+        <w:rPr>
+          <w:rStyle w:val="CommentReference"/>
+        </w:rPr>
+        <w:commentReference w:id="81"/>
       </w:r>
     </w:p>
     <w:p>
@@ -2905,8 +3033,8 @@
       <w:pPr>
         <w:pStyle w:val="Heading1"/>
       </w:pPr>
-      <w:bookmarkStart w:id="62" w:name="data-sharing-statement"/>
-      <w:bookmarkEnd w:id="60"/>
+      <w:bookmarkStart w:id="82" w:name="data-sharing-statement"/>
+      <w:bookmarkEnd w:id="80"/>
       <w:r>
         <w:rPr>
           <w:rStyle w:val="SectionNumber"/>
@@ -2923,8 +3051,8 @@
       <w:pPr>
         <w:pStyle w:val="Heading1"/>
       </w:pPr>
-      <w:bookmarkStart w:id="63" w:name="acknowledgements"/>
-      <w:bookmarkEnd w:id="62"/>
+      <w:bookmarkStart w:id="83" w:name="acknowledgements"/>
+      <w:bookmarkEnd w:id="82"/>
       <w:r>
         <w:rPr>
           <w:rStyle w:val="SectionNumber"/>
@@ -2945,8 +3073,8 @@
       <w:pPr>
         <w:pStyle w:val="Heading1"/>
       </w:pPr>
-      <w:bookmarkStart w:id="64" w:name="references"/>
-      <w:bookmarkEnd w:id="63"/>
+      <w:bookmarkStart w:id="84" w:name="references"/>
+      <w:bookmarkEnd w:id="83"/>
       <w:r>
         <w:lastRenderedPageBreak/>
         <w:t>References</w:t>
@@ -2956,8 +3084,8 @@
       <w:pPr>
         <w:pStyle w:val="Bibliography"/>
       </w:pPr>
-      <w:bookmarkStart w:id="65" w:name="ref-olsen_decreased_2020"/>
-      <w:bookmarkStart w:id="66" w:name="refs"/>
+      <w:bookmarkStart w:id="85" w:name="ref-olsen_decreased_2020"/>
+      <w:bookmarkStart w:id="86" w:name="refs"/>
       <w:r>
         <w:t xml:space="preserve">[1] </w:t>
       </w:r>
@@ -3009,8 +3137,8 @@
       <w:pPr>
         <w:pStyle w:val="Bibliography"/>
       </w:pPr>
-      <w:bookmarkStart w:id="67" w:name="ref-lantos_impact_2024"/>
-      <w:bookmarkEnd w:id="65"/>
+      <w:bookmarkStart w:id="87" w:name="ref-lantos_impact_2024"/>
+      <w:bookmarkEnd w:id="85"/>
       <w:r>
         <w:t xml:space="preserve">[2] </w:t>
       </w:r>
@@ -3052,8 +3180,8 @@
       <w:pPr>
         <w:pStyle w:val="Bibliography"/>
       </w:pPr>
-      <w:bookmarkStart w:id="68" w:name="ref-maringe_impact_2020"/>
-      <w:bookmarkEnd w:id="67"/>
+      <w:bookmarkStart w:id="88" w:name="ref-maringe_impact_2020"/>
+      <w:bookmarkEnd w:id="87"/>
       <w:r>
         <w:t xml:space="preserve">[3] </w:t>
       </w:r>
@@ -3113,8 +3241,8 @@
       <w:pPr>
         <w:pStyle w:val="Bibliography"/>
       </w:pPr>
-      <w:bookmarkStart w:id="69" w:name="ref-han_excess_2023"/>
-      <w:bookmarkEnd w:id="68"/>
+      <w:bookmarkStart w:id="89" w:name="ref-han_excess_2023"/>
+      <w:bookmarkEnd w:id="88"/>
       <w:r>
         <w:t xml:space="preserve">[4] </w:t>
       </w:r>
@@ -3166,8 +3294,8 @@
       <w:pPr>
         <w:pStyle w:val="Bibliography"/>
       </w:pPr>
-      <w:bookmarkStart w:id="70" w:name="ref-holleyman_adjusting_2023"/>
-      <w:bookmarkEnd w:id="69"/>
+      <w:bookmarkStart w:id="90" w:name="ref-holleyman_adjusting_2023"/>
+      <w:bookmarkEnd w:id="89"/>
       <w:r>
         <w:t xml:space="preserve">[5] </w:t>
       </w:r>
@@ -3219,8 +3347,8 @@
       <w:pPr>
         <w:pStyle w:val="Bibliography"/>
       </w:pPr>
-      <w:bookmarkStart w:id="71" w:name="ref-riou_direct_2023"/>
-      <w:bookmarkEnd w:id="70"/>
+      <w:bookmarkStart w:id="91" w:name="ref-riou_direct_2023"/>
+      <w:bookmarkEnd w:id="90"/>
       <w:r>
         <w:t xml:space="preserve">[6] </w:t>
       </w:r>
@@ -3262,8 +3390,8 @@
       <w:pPr>
         <w:pStyle w:val="Bibliography"/>
       </w:pPr>
-      <w:bookmarkStart w:id="72" w:name="ref-huynh_joint_2024"/>
-      <w:bookmarkEnd w:id="71"/>
+      <w:bookmarkStart w:id="92" w:name="ref-huynh_joint_2024"/>
+      <w:bookmarkEnd w:id="91"/>
       <w:r>
         <w:t xml:space="preserve">[7] </w:t>
       </w:r>
@@ -3313,8 +3441,8 @@
       <w:pPr>
         <w:pStyle w:val="Bibliography"/>
       </w:pPr>
-      <w:bookmarkStart w:id="73" w:name="ref-pizzato_relationship_2025"/>
-      <w:bookmarkEnd w:id="72"/>
+      <w:bookmarkStart w:id="93" w:name="ref-pizzato_relationship_2025"/>
+      <w:bookmarkEnd w:id="92"/>
       <w:r>
         <w:t xml:space="preserve">[8] </w:t>
       </w:r>
@@ -3370,8 +3498,8 @@
       <w:pPr>
         <w:pStyle w:val="Bibliography"/>
       </w:pPr>
-      <w:bookmarkStart w:id="74" w:name="ref-paglino_cause-specific_2024"/>
-      <w:bookmarkEnd w:id="73"/>
+      <w:bookmarkStart w:id="94" w:name="ref-paglino_cause-specific_2024"/>
+      <w:bookmarkEnd w:id="93"/>
       <w:r>
         <w:t xml:space="preserve">[9] </w:t>
       </w:r>
@@ -3384,8 +3512,8 @@
       <w:pPr>
         <w:pStyle w:val="Bibliography"/>
       </w:pPr>
-      <w:bookmarkStart w:id="75" w:name="ref-beeks_cause-specific_2024"/>
-      <w:bookmarkEnd w:id="74"/>
+      <w:bookmarkStart w:id="95" w:name="ref-beeks_cause-specific_2024"/>
+      <w:bookmarkEnd w:id="94"/>
       <w:r>
         <w:t xml:space="preserve">[10] </w:t>
       </w:r>
@@ -3437,8 +3565,8 @@
       <w:pPr>
         <w:pStyle w:val="Bibliography"/>
       </w:pPr>
-      <w:bookmarkStart w:id="76" w:name="ref-nilsson_cause-specific_2024"/>
-      <w:bookmarkEnd w:id="75"/>
+      <w:bookmarkStart w:id="96" w:name="ref-nilsson_cause-specific_2024"/>
+      <w:bookmarkEnd w:id="95"/>
       <w:r>
         <w:t xml:space="preserve">[11] </w:t>
       </w:r>
@@ -3490,8 +3618,8 @@
       <w:pPr>
         <w:pStyle w:val="Bibliography"/>
       </w:pPr>
-      <w:bookmarkStart w:id="77" w:name="Xc7aebcb8d5a3e4f865cc2c1eda5bb6c4b617eca"/>
-      <w:bookmarkEnd w:id="76"/>
+      <w:bookmarkStart w:id="97" w:name="Xc7aebcb8d5a3e4f865cc2c1eda5bb6c4b617eca"/>
+      <w:bookmarkEnd w:id="96"/>
       <w:r>
         <w:lastRenderedPageBreak/>
         <w:t xml:space="preserve">[12] </w:t>
@@ -3555,8 +3683,8 @@
       <w:pPr>
         <w:pStyle w:val="Bibliography"/>
       </w:pPr>
-      <w:bookmarkStart w:id="78" w:name="ref-riutort-mayol_practical_2022"/>
-      <w:bookmarkEnd w:id="77"/>
+      <w:bookmarkStart w:id="98" w:name="ref-riutort-mayol_practical_2022"/>
+      <w:bookmarkEnd w:id="97"/>
       <w:r>
         <w:t xml:space="preserve">[13] </w:t>
       </w:r>
@@ -3620,8 +3748,8 @@
       <w:pPr>
         <w:pStyle w:val="Bibliography"/>
       </w:pPr>
-      <w:bookmarkStart w:id="79" w:name="ref-carpenter_stan_2017"/>
-      <w:bookmarkEnd w:id="78"/>
+      <w:bookmarkStart w:id="99" w:name="ref-carpenter_stan_2017"/>
+      <w:bookmarkEnd w:id="98"/>
       <w:r>
         <w:t xml:space="preserve">[14] </w:t>
       </w:r>
@@ -3673,8 +3801,8 @@
       <w:pPr>
         <w:pStyle w:val="Bibliography"/>
       </w:pPr>
-      <w:bookmarkStart w:id="80" w:name="ref-cai_three-year_2024"/>
-      <w:bookmarkEnd w:id="79"/>
+      <w:bookmarkStart w:id="100" w:name="ref-cai_three-year_2024"/>
+      <w:bookmarkEnd w:id="99"/>
       <w:r>
         <w:t xml:space="preserve">[15] </w:t>
       </w:r>
@@ -3716,8 +3844,8 @@
       <w:pPr>
         <w:pStyle w:val="Bibliography"/>
       </w:pPr>
-      <w:bookmarkStart w:id="81" w:name="ref-xie_long-term_2022"/>
-      <w:bookmarkEnd w:id="80"/>
+      <w:bookmarkStart w:id="101" w:name="ref-xie_long-term_2022"/>
+      <w:bookmarkEnd w:id="100"/>
       <w:r>
         <w:t xml:space="preserve">[16] </w:t>
       </w:r>
@@ -3759,8 +3887,8 @@
       <w:pPr>
         <w:pStyle w:val="Bibliography"/>
       </w:pPr>
-      <w:bookmarkStart w:id="82" w:name="Xa64b14668c31051f82d307ce3ff528ea10a2cb9"/>
-      <w:bookmarkEnd w:id="81"/>
+      <w:bookmarkStart w:id="102" w:name="Xa64b14668c31051f82d307ce3ff528ea10a2cb9"/>
+      <w:bookmarkEnd w:id="101"/>
       <w:r>
         <w:t xml:space="preserve">[17] </w:t>
       </w:r>
@@ -3773,8 +3901,8 @@
       <w:pPr>
         <w:pStyle w:val="Bibliography"/>
       </w:pPr>
-      <w:bookmarkStart w:id="83" w:name="ref-hansen_disentangling_2024"/>
-      <w:bookmarkEnd w:id="82"/>
+      <w:bookmarkStart w:id="103" w:name="ref-hansen_disentangling_2024"/>
+      <w:bookmarkEnd w:id="102"/>
       <w:r>
         <w:t xml:space="preserve">[18] </w:t>
       </w:r>
@@ -3826,8 +3954,8 @@
       <w:pPr>
         <w:pStyle w:val="Bibliography"/>
       </w:pPr>
-      <w:bookmarkStart w:id="84" w:name="ref-luck_associations_2023"/>
-      <w:bookmarkEnd w:id="83"/>
+      <w:bookmarkStart w:id="104" w:name="ref-luck_associations_2023"/>
+      <w:bookmarkEnd w:id="103"/>
       <w:r>
         <w:t xml:space="preserve">[19] </w:t>
       </w:r>
@@ -3869,8 +3997,8 @@
       <w:pPr>
         <w:pStyle w:val="Bibliography"/>
       </w:pPr>
-      <w:bookmarkStart w:id="85" w:name="ref-brunner_comparative_2025"/>
-      <w:bookmarkEnd w:id="84"/>
+      <w:bookmarkStart w:id="105" w:name="ref-brunner_comparative_2025"/>
+      <w:bookmarkEnd w:id="104"/>
       <w:r>
         <w:t xml:space="preserve">[20] </w:t>
       </w:r>
@@ -3922,8 +4050,8 @@
       <w:pPr>
         <w:pStyle w:val="Bibliography"/>
       </w:pPr>
-      <w:bookmarkStart w:id="86" w:name="ref-fares_winter_2013"/>
-      <w:bookmarkEnd w:id="85"/>
+      <w:bookmarkStart w:id="106" w:name="ref-fares_winter_2013"/>
+      <w:bookmarkEnd w:id="105"/>
       <w:r>
         <w:t xml:space="preserve">[21] </w:t>
       </w:r>
@@ -3965,8 +4093,8 @@
       <w:pPr>
         <w:pStyle w:val="Bibliography"/>
       </w:pPr>
-      <w:bookmarkStart w:id="87" w:name="ref-warren-gash_influenza_2009"/>
-      <w:bookmarkEnd w:id="86"/>
+      <w:bookmarkStart w:id="107" w:name="ref-warren-gash_influenza_2009"/>
+      <w:bookmarkEnd w:id="106"/>
       <w:r>
         <w:t xml:space="preserve">[22] </w:t>
       </w:r>
@@ -4008,8 +4136,8 @@
       <w:pPr>
         <w:pStyle w:val="Bibliography"/>
       </w:pPr>
-      <w:bookmarkStart w:id="88" w:name="ref-achilleos_excess_2022"/>
-      <w:bookmarkEnd w:id="87"/>
+      <w:bookmarkStart w:id="108" w:name="ref-achilleos_excess_2022"/>
+      <w:bookmarkEnd w:id="107"/>
       <w:r>
         <w:t xml:space="preserve">[23] </w:t>
       </w:r>
@@ -4083,8 +4211,8 @@
       <w:pPr>
         <w:pStyle w:val="Bibliography"/>
       </w:pPr>
-      <w:bookmarkStart w:id="89" w:name="ref-zhang_age-related_2022"/>
-      <w:bookmarkEnd w:id="88"/>
+      <w:bookmarkStart w:id="109" w:name="ref-zhang_age-related_2022"/>
+      <w:bookmarkEnd w:id="108"/>
       <w:r>
         <w:t xml:space="preserve">[24] </w:t>
       </w:r>
@@ -4136,8 +4264,8 @@
       <w:pPr>
         <w:pStyle w:val="Bibliography"/>
       </w:pPr>
-      <w:bookmarkStart w:id="90" w:name="ref-carollo_competing_2024"/>
-      <w:bookmarkEnd w:id="89"/>
+      <w:bookmarkStart w:id="110" w:name="ref-carollo_competing_2024"/>
+      <w:bookmarkEnd w:id="109"/>
       <w:r>
         <w:lastRenderedPageBreak/>
         <w:t xml:space="preserve">[25] </w:t>
@@ -4180,9 +4308,9 @@
           <w:t>https://arxiv.org/abs/2408.15058v1</w:t>
         </w:r>
       </w:hyperlink>
-      <w:bookmarkEnd w:id="64"/>
-      <w:bookmarkEnd w:id="66"/>
-      <w:bookmarkEnd w:id="90"/>
+      <w:bookmarkEnd w:id="84"/>
+      <w:bookmarkEnd w:id="86"/>
+      <w:bookmarkEnd w:id="110"/>
     </w:p>
     <w:sectPr>
       <w:pgSz w:w="12240" w:h="15840"/>
@@ -4227,7 +4355,7 @@
       </w:r>
     </w:p>
   </w:comment>
-  <w:comment w:id="18" w:author="Riou Julien" w:date="2025-07-11T09:57:00Z" w:initials="JR">
+  <w:comment w:id="11" w:author="Hauser Anthony" w:date="2025-09-10T15:39:00Z" w:initials="AH">
     <w:p>
       <w:pPr>
         <w:pStyle w:val="CommentText"/>
@@ -4239,11 +4367,37 @@
         <w:annotationRef/>
       </w:r>
       <w:r>
+        <w:t xml:space="preserve">In the paper about direct and indirect deaths, relative excess was 9.7% from </w:t>
+      </w:r>
+      <w:r>
+        <w:rPr>
+          <w:color w:val="222222"/>
+          <w:highlight w:val="white"/>
+        </w:rPr>
+        <w:t>February 24, 2020, to April 3, 2022</w:t>
+      </w:r>
+      <w:r>
+        <w:t xml:space="preserve"> . Why it is lower here? 1) shorter period, 2) predictions for «other causes» expected mortality might be overestimated.</w:t>
+      </w:r>
+    </w:p>
+  </w:comment>
+  <w:comment w:id="19" w:author="Riou Julien" w:date="2025-07-11T09:57:00Z" w:initials="JR">
+    <w:p>
+      <w:pPr>
+        <w:pStyle w:val="CommentText"/>
+      </w:pPr>
+      <w:r>
+        <w:rPr>
+          <w:rStyle w:val="CommentReference"/>
+        </w:rPr>
+        <w:annotationRef/>
+      </w:r>
+      <w:r>
         <w:t>Not sure about this</w:t>
       </w:r>
     </w:p>
   </w:comment>
-  <w:comment w:id="21" w:author="Konstantinoudis, Garyfallos" w:date="2025-08-04T16:20:00Z" w:initials="GK">
+  <w:comment w:id="22" w:author="Konstantinoudis, Garyfallos" w:date="2025-08-04T16:20:00Z" w:initials="GK">
     <w:p>
       <w:pPr>
         <w:pStyle w:val="CommentText"/>
@@ -4262,7 +4416,7 @@
       </w:r>
     </w:p>
   </w:comment>
-  <w:comment w:id="22" w:author="Konstantinoudis, Garyfallos" w:date="2025-08-04T16:23:00Z" w:initials="GK">
+  <w:comment w:id="23" w:author="Konstantinoudis, Garyfallos" w:date="2025-08-04T16:23:00Z" w:initials="GK">
     <w:p>
       <w:pPr>
         <w:pStyle w:val="CommentText"/>
@@ -4281,7 +4435,7 @@
       </w:r>
     </w:p>
   </w:comment>
-  <w:comment w:id="23" w:author="Konstantinoudis, Garyfallos" w:date="2025-08-04T16:25:00Z" w:initials="GK">
+  <w:comment w:id="25" w:author="Konstantinoudis, Garyfallos" w:date="2025-08-04T16:25:00Z" w:initials="GK">
     <w:p>
       <w:pPr>
         <w:pStyle w:val="CommentText"/>
@@ -4297,7 +4451,7 @@
       </w:r>
     </w:p>
   </w:comment>
-  <w:comment w:id="27" w:author="Konstantinoudis, Garyfallos" w:date="2025-08-04T16:28:00Z" w:initials="GK">
+  <w:comment w:id="33" w:author="Konstantinoudis, Garyfallos" w:date="2025-08-04T16:28:00Z" w:initials="GK">
     <w:p>
       <w:pPr>
         <w:pStyle w:val="CommentText"/>
@@ -4313,7 +4467,7 @@
       </w:r>
     </w:p>
   </w:comment>
-  <w:comment w:id="28" w:author="Konstantinoudis, Garyfallos" w:date="2025-08-04T16:31:00Z" w:initials="GK">
+  <w:comment w:id="34" w:author="Hauser Anthony" w:date="2025-09-10T14:00:00Z" w:initials="AH">
     <w:p>
       <w:pPr>
         <w:pStyle w:val="CommentText"/>
@@ -4325,11 +4479,27 @@
         <w:annotationRef/>
       </w:r>
       <w:r>
+        <w:t>I haven’t indexed it there because I haven’t introduced yet the level of aggregation.</w:t>
+      </w:r>
+    </w:p>
+  </w:comment>
+  <w:comment w:id="35" w:author="Konstantinoudis, Garyfallos" w:date="2025-08-04T16:31:00Z" w:initials="GK">
+    <w:p>
+      <w:pPr>
+        <w:pStyle w:val="CommentText"/>
+      </w:pPr>
+      <w:r>
+        <w:rPr>
+          <w:rStyle w:val="CommentReference"/>
+        </w:rPr>
+        <w:annotationRef/>
+      </w:r>
+      <w:r>
         <w:t>What is the structure of the covariance matrix?</w:t>
       </w:r>
     </w:p>
   </w:comment>
-  <w:comment w:id="29" w:author="Konstantinoudis, Garyfallos" w:date="2025-08-04T16:37:00Z" w:initials="GK">
+  <w:comment w:id="36" w:author="Konstantinoudis, Garyfallos" w:date="2025-08-04T16:37:00Z" w:initials="GK">
     <w:p>
       <w:pPr>
         <w:pStyle w:val="CommentText"/>
@@ -4345,7 +4515,7 @@
       </w:r>
     </w:p>
   </w:comment>
-  <w:comment w:id="30" w:author="Konstantinoudis, Garyfallos" w:date="2025-08-04T16:34:00Z" w:initials="GK">
+  <w:comment w:id="37" w:author="Hauser Anthony" w:date="2025-09-10T14:16:00Z" w:initials="AH">
     <w:p>
       <w:pPr>
         <w:pStyle w:val="CommentText"/>
@@ -4357,11 +4527,27 @@
         <w:annotationRef/>
       </w:r>
       <w:r>
+        <w:t>No structure, LKJ prior assuming no prior preference for correlation values</w:t>
+      </w:r>
+    </w:p>
+  </w:comment>
+  <w:comment w:id="41" w:author="Konstantinoudis, Garyfallos" w:date="2025-08-04T16:34:00Z" w:initials="GK">
+    <w:p>
+      <w:pPr>
+        <w:pStyle w:val="CommentText"/>
+      </w:pPr>
+      <w:r>
+        <w:rPr>
+          <w:rStyle w:val="CommentReference"/>
+        </w:rPr>
+        <w:annotationRef/>
+      </w:r>
+      <w:r>
         <w:t>Is this an iid?</w:t>
       </w:r>
     </w:p>
   </w:comment>
-  <w:comment w:id="31" w:author="Konstantinoudis, Garyfallos" w:date="2025-08-04T16:35:00Z" w:initials="GK">
+  <w:comment w:id="42" w:author="Hauser Anthony" w:date="2025-09-10T14:16:00Z" w:initials="AH">
     <w:p>
       <w:pPr>
         <w:pStyle w:val="CommentText"/>
@@ -4373,11 +4559,27 @@
         <w:annotationRef/>
       </w:r>
       <w:r>
+        <w:t>No, it’s fixed effects</w:t>
+      </w:r>
+    </w:p>
+  </w:comment>
+  <w:comment w:id="43" w:author="Konstantinoudis, Garyfallos" w:date="2025-08-04T16:35:00Z" w:initials="GK">
+    <w:p>
+      <w:pPr>
+        <w:pStyle w:val="CommentText"/>
+      </w:pPr>
+      <w:r>
+        <w:rPr>
+          <w:rStyle w:val="CommentReference"/>
+        </w:rPr>
+        <w:annotationRef/>
+      </w:r>
+      <w:r>
         <w:t>I would say that \gamma is a fixed effect in the text</w:t>
       </w:r>
     </w:p>
   </w:comment>
-  <w:comment w:id="32" w:author="Konstantinoudis, Garyfallos" w:date="2025-08-04T16:30:00Z" w:initials="GK">
+  <w:comment w:id="44" w:author="Hauser Anthony" w:date="2025-09-10T14:20:00Z" w:initials="AH">
     <w:p>
       <w:pPr>
         <w:pStyle w:val="CommentText"/>
@@ -4389,11 +4591,27 @@
         <w:annotationRef/>
       </w:r>
       <w:r>
+        <w:t>It is mentioned above.</w:t>
+      </w:r>
+    </w:p>
+  </w:comment>
+  <w:comment w:id="45" w:author="Konstantinoudis, Garyfallos" w:date="2025-08-04T16:30:00Z" w:initials="GK">
+    <w:p>
+      <w:pPr>
+        <w:pStyle w:val="CommentText"/>
+      </w:pPr>
+      <w:r>
+        <w:rPr>
+          <w:rStyle w:val="CommentReference"/>
+        </w:rPr>
+        <w:annotationRef/>
+      </w:r>
+      <w:r>
         <w:t>Is this confounded with the intercept?</w:t>
       </w:r>
     </w:p>
   </w:comment>
-  <w:comment w:id="33" w:author="Konstantinoudis, Garyfallos" w:date="2025-08-04T16:33:00Z" w:initials="GK">
+  <w:comment w:id="46" w:author="Hauser Anthony" w:date="2025-09-10T14:21:00Z" w:initials="AH">
     <w:p>
       <w:pPr>
         <w:pStyle w:val="CommentText"/>
@@ -4405,11 +4623,27 @@
         <w:annotationRef/>
       </w:r>
       <w:r>
+        <w:t>It is not confounded as the random effect has a zero mean.</w:t>
+      </w:r>
+    </w:p>
+  </w:comment>
+  <w:comment w:id="47" w:author="Konstantinoudis, Garyfallos" w:date="2025-08-04T16:33:00Z" w:initials="GK">
+    <w:p>
+      <w:pPr>
+        <w:pStyle w:val="CommentText"/>
+      </w:pPr>
+      <w:r>
+        <w:rPr>
+          <w:rStyle w:val="CommentReference"/>
+        </w:rPr>
+        <w:annotationRef/>
+      </w:r>
+      <w:r>
         <w:t>Ok shouldn’t then \epsilon be indexed by space, time and cause? (and then age and sex?)</w:t>
       </w:r>
     </w:p>
   </w:comment>
-  <w:comment w:id="38" w:author="Konstantinoudis, Garyfallos" w:date="2025-08-04T16:55:00Z" w:initials="GK">
+  <w:comment w:id="48" w:author="Hauser Anthony" w:date="2025-09-10T14:25:00Z" w:initials="AH">
     <w:p>
       <w:pPr>
         <w:pStyle w:val="CommentText"/>
@@ -4421,11 +4655,27 @@
         <w:annotationRef/>
       </w:r>
       <w:r>
+        <w:t>True a t is missing here here we assume that the random effect depends on cause and time but is identical over space and sex. As simulations are run for each age, it is different over age.</w:t>
+      </w:r>
+    </w:p>
+  </w:comment>
+  <w:comment w:id="53" w:author="Konstantinoudis, Garyfallos" w:date="2025-08-04T16:55:00Z" w:initials="GK">
+    <w:p>
+      <w:pPr>
+        <w:pStyle w:val="CommentText"/>
+      </w:pPr>
+      <w:r>
+        <w:rPr>
+          <w:rStyle w:val="CommentReference"/>
+        </w:rPr>
+        <w:annotationRef/>
+      </w:r>
+      <w:r>
         <w:t>Some may ask for cross validation to support this</w:t>
       </w:r>
     </w:p>
   </w:comment>
-  <w:comment w:id="39" w:author="Konstantinoudis, Garyfallos" w:date="2025-08-04T16:39:00Z" w:initials="GK">
+  <w:comment w:id="54" w:author="Hauser Anthony" w:date="2025-09-10T14:36:00Z" w:initials="AH">
     <w:p>
       <w:pPr>
         <w:pStyle w:val="CommentText"/>
@@ -4437,11 +4687,27 @@
         <w:annotationRef/>
       </w:r>
       <w:r>
+        <w:t>Good point.</w:t>
+      </w:r>
+    </w:p>
+  </w:comment>
+  <w:comment w:id="55" w:author="Konstantinoudis, Garyfallos" w:date="2025-08-04T16:39:00Z" w:initials="GK">
+    <w:p>
+      <w:pPr>
+        <w:pStyle w:val="CommentText"/>
+      </w:pPr>
+      <w:r>
+        <w:rPr>
+          <w:rStyle w:val="CommentReference"/>
+        </w:rPr>
+        <w:annotationRef/>
+      </w:r>
+      <w:r>
         <w:t>It does not seem to capture probably hard influenza seasons, but this is fine, because it is not expected to do that</w:t>
       </w:r>
     </w:p>
   </w:comment>
-  <w:comment w:id="40" w:author="Konstantinoudis, Garyfallos" w:date="2025-08-04T16:58:00Z" w:initials="GK">
+  <w:comment w:id="56" w:author="Hauser Anthony" w:date="2025-09-10T14:31:00Z" w:initials="AH">
     <w:p>
       <w:pPr>
         <w:pStyle w:val="CommentText"/>
@@ -4453,11 +4719,27 @@
         <w:annotationRef/>
       </w:r>
       <w:r>
+        <w:t>Exactly, maybe we need to make it clearer?</w:t>
+      </w:r>
+    </w:p>
+  </w:comment>
+  <w:comment w:id="57" w:author="Konstantinoudis, Garyfallos" w:date="2025-08-04T16:58:00Z" w:initials="GK">
+    <w:p>
+      <w:pPr>
+        <w:pStyle w:val="CommentText"/>
+      </w:pPr>
+      <w:r>
+        <w:rPr>
+          <w:rStyle w:val="CommentReference"/>
+        </w:rPr>
+        <w:annotationRef/>
+      </w:r>
+      <w:r>
         <w:t>Should this be Fig 2A?</w:t>
       </w:r>
     </w:p>
   </w:comment>
-  <w:comment w:id="41" w:author="Konstantinoudis, Garyfallos" w:date="2025-08-04T17:00:00Z" w:initials="GK">
+  <w:comment w:id="58" w:author="Konstantinoudis, Garyfallos" w:date="2025-08-04T17:00:00Z" w:initials="GK">
     <w:p>
       <w:pPr>
         <w:pStyle w:val="CommentText"/>
@@ -4473,7 +4755,7 @@
       </w:r>
     </w:p>
   </w:comment>
-  <w:comment w:id="43" w:author="Konstantinoudis, Garyfallos" w:date="2025-08-04T17:02:00Z" w:initials="GK">
+  <w:comment w:id="61" w:author="Konstantinoudis, Garyfallos" w:date="2025-08-04T17:02:00Z" w:initials="GK">
     <w:p>
       <w:pPr>
         <w:pStyle w:val="CommentText"/>
@@ -4489,7 +4771,7 @@
       </w:r>
     </w:p>
   </w:comment>
-  <w:comment w:id="42" w:author="Konstantinoudis, Garyfallos" w:date="2025-08-04T17:01:00Z" w:initials="GK">
+  <w:comment w:id="62" w:author="Hauser Anthony" w:date="2025-09-10T15:09:00Z" w:initials="AH">
     <w:p>
       <w:pPr>
         <w:pStyle w:val="CommentText"/>
@@ -4501,11 +4783,27 @@
         <w:annotationRef/>
       </w:r>
       <w:r>
+        <w:t>There was a labelling error</w:t>
+      </w:r>
+    </w:p>
+  </w:comment>
+  <w:comment w:id="59" w:author="Konstantinoudis, Garyfallos" w:date="2025-08-04T17:01:00Z" w:initials="GK">
+    <w:p>
+      <w:pPr>
+        <w:pStyle w:val="CommentText"/>
+      </w:pPr>
+      <w:r>
+        <w:rPr>
+          <w:rStyle w:val="CommentReference"/>
+        </w:rPr>
+        <w:annotationRef/>
+      </w:r>
+      <w:r>
         <w:t>Just to make sure I get this, does this mean that the timing of the mortalities closely align?</w:t>
       </w:r>
     </w:p>
   </w:comment>
-  <w:comment w:id="45" w:author="Konstantinoudis, Garyfallos" w:date="2025-08-04T17:11:00Z" w:initials="GK">
+  <w:comment w:id="60" w:author="Hauser Anthony" w:date="2025-09-10T15:08:00Z" w:initials="AH">
     <w:p>
       <w:pPr>
         <w:pStyle w:val="CommentText"/>
@@ -4517,11 +4815,27 @@
         <w:annotationRef/>
       </w:r>
       <w:r>
+        <w:t>It means that the timing of excess mortality closely align</w:t>
+      </w:r>
+    </w:p>
+  </w:comment>
+  <w:comment w:id="64" w:author="Konstantinoudis, Garyfallos" w:date="2025-08-04T17:11:00Z" w:initials="GK">
+    <w:p>
+      <w:pPr>
+        <w:pStyle w:val="CommentText"/>
+      </w:pPr>
+      <w:r>
+        <w:rPr>
+          <w:rStyle w:val="CommentReference"/>
+        </w:rPr>
+        <w:annotationRef/>
+      </w:r>
+      <w:r>
         <w:t>This plot is a bit weird, almost suggests that the net effect for age groups less than 80 is almost 0. Does it make sense to have the next effect somewhere, im really curious to see the results. Maybe im a bit confused now but shouldn’t this net effect be on the positive side always, as the impact of covid on all cause mortality is well reported?</w:t>
       </w:r>
     </w:p>
   </w:comment>
-  <w:comment w:id="46" w:author="Konstantinoudis, Garyfallos" w:date="2025-08-04T17:12:00Z" w:initials="GK">
+  <w:comment w:id="65" w:author="Konstantinoudis, Garyfallos" w:date="2025-08-04T17:12:00Z" w:initials="GK">
     <w:p>
       <w:pPr>
         <w:pStyle w:val="CommentText"/>
@@ -4537,7 +4851,7 @@
       </w:r>
     </w:p>
   </w:comment>
-  <w:comment w:id="47" w:author="Konstantinoudis, Garyfallos" w:date="2025-08-04T16:42:00Z" w:initials="GK">
+  <w:comment w:id="66" w:author="Hauser Anthony" w:date="2025-09-10T15:17:00Z" w:initials="AH">
     <w:p>
       <w:pPr>
         <w:pStyle w:val="CommentText"/>
@@ -4549,11 +4863,27 @@
         <w:annotationRef/>
       </w:r>
       <w:r>
+        <w:t>Not sure to fully understand this, because to me, it seems that the net effect (yellow curve) is almost always on the positive side. A reason why our model underestimate excess mortality is the estimate of expected mortality for «other causes» as the GP predicts increase in other cause mortality in 2020-21 based on a slight increase occuring in 2019.</w:t>
+      </w:r>
+    </w:p>
+  </w:comment>
+  <w:comment w:id="67" w:author="Konstantinoudis, Garyfallos" w:date="2025-08-04T16:42:00Z" w:initials="GK">
+    <w:p>
+      <w:pPr>
+        <w:pStyle w:val="CommentText"/>
+      </w:pPr>
+      <w:r>
+        <w:rPr>
+          <w:rStyle w:val="CommentReference"/>
+        </w:rPr>
+        <w:annotationRef/>
+      </w:r>
+      <w:r>
         <w:t>I guess this is excluding actual covid from your fitted, rather than including covid in the model right?</w:t>
       </w:r>
     </w:p>
   </w:comment>
-  <w:comment w:id="49" w:author="Konstantinoudis, Garyfallos" w:date="2025-08-04T17:12:00Z" w:initials="GK">
+  <w:comment w:id="69" w:author="Konstantinoudis, Garyfallos" w:date="2025-08-04T17:12:00Z" w:initials="GK">
     <w:p>
       <w:pPr>
         <w:pStyle w:val="CommentText"/>
@@ -4569,7 +4899,7 @@
       </w:r>
     </w:p>
   </w:comment>
-  <w:comment w:id="50" w:author="Konstantinoudis, Garyfallos" w:date="2025-08-04T17:13:00Z" w:initials="GK">
+  <w:comment w:id="70" w:author="Konstantinoudis, Garyfallos" w:date="2025-08-04T17:13:00Z" w:initials="GK">
     <w:p>
       <w:pPr>
         <w:pStyle w:val="CommentText"/>
@@ -4585,7 +4915,7 @@
       </w:r>
     </w:p>
   </w:comment>
-  <w:comment w:id="51" w:author="Konstantinoudis, Garyfallos" w:date="2025-08-04T17:15:00Z" w:initials="GK">
+  <w:comment w:id="71" w:author="Konstantinoudis, Garyfallos" w:date="2025-08-04T17:15:00Z" w:initials="GK">
     <w:p>
       <w:pPr>
         <w:pStyle w:val="CommentText"/>
@@ -4601,7 +4931,7 @@
       </w:r>
     </w:p>
   </w:comment>
-  <w:comment w:id="52" w:author="Konstantinoudis, Garyfallos" w:date="2025-08-04T17:18:00Z" w:initials="GK">
+  <w:comment w:id="72" w:author="Konstantinoudis, Garyfallos" w:date="2025-08-04T17:18:00Z" w:initials="GK">
     <w:p>
       <w:pPr>
         <w:pStyle w:val="CommentText"/>
@@ -4617,7 +4947,7 @@
       </w:r>
     </w:p>
   </w:comment>
-  <w:comment w:id="57" w:author="Konstantinoudis, Garyfallos" w:date="2025-08-04T17:29:00Z" w:initials="GK">
+  <w:comment w:id="77" w:author="Konstantinoudis, Garyfallos" w:date="2025-08-04T17:29:00Z" w:initials="GK">
     <w:p>
       <w:pPr>
         <w:pStyle w:val="CommentText"/>
@@ -4633,7 +4963,7 @@
       </w:r>
     </w:p>
   </w:comment>
-  <w:comment w:id="61" w:author="Konstantinoudis, Garyfallos" w:date="2025-08-04T16:47:00Z" w:initials="GK">
+  <w:comment w:id="81" w:author="Konstantinoudis, Garyfallos" w:date="2025-08-04T16:47:00Z" w:initials="GK">
     <w:p>
       <w:pPr>
         <w:pStyle w:val="CommentText"/>
@@ -4656,25 +4986,37 @@
 <w15:commentsEx xmlns:wpc="http://schemas.microsoft.com/office/word/2010/wordprocessingCanvas" xmlns:cx="http://schemas.microsoft.com/office/drawing/2014/chartex" xmlns:cx1="http://schemas.microsoft.com/office/drawing/2015/9/8/chartex" xmlns:cx2="http://schemas.microsoft.com/office/drawing/2015/10/21/chartex" xmlns:cx3="http://schemas.microsoft.com/office/drawing/2016/5/9/chartex" xmlns:cx4="http://schemas.microsoft.com/office/drawing/2016/5/10/chartex" xmlns:cx5="http://schemas.microsoft.com/office/drawing/2016/5/11/chartex" xmlns:cx6="http://schemas.microsoft.com/office/drawing/2016/5/12/chartex" xmlns:cx7="http://schemas.microsoft.com/office/drawing/2016/5/13/chartex" xmlns:cx8="http://schemas.microsoft.com/office/drawing/2016/5/14/chartex" xmlns:mc="http://schemas.openxmlformats.org/markup-compatibility/2006" xmlns:aink="http://schemas.microsoft.com/office/drawing/2016/ink" xmlns:am3d="http://schemas.microsoft.com/office/drawing/2017/model3d" xmlns:o="urn:schemas-microsoft-com:office:office" xmlns:oel="http://schemas.microsoft.com/office/2019/extlst" xmlns:r="http://schemas.openxmlformats.org/officeDocument/2006/relationships" xmlns:m="http://schemas.openxmlformats.org/officeDocument/2006/math" xmlns:v="urn:schemas-microsoft-com:vml" xmlns:wp14="http://schemas.microsoft.com/office/word/2010/wordprocessingDrawing" xmlns:wp="http://schemas.openxmlformats.org/drawingml/2006/wordprocessingDrawing" xmlns:w10="urn:schemas-microsoft-com:office:word" xmlns:w="http://schemas.openxmlformats.org/wordprocessingml/2006/main" xmlns:w14="http://schemas.microsoft.com/office/word/2010/wordml" xmlns:w15="http://schemas.microsoft.com/office/word/2012/wordml" xmlns:w16cex="http://schemas.microsoft.com/office/word/2018/wordml/cex" xmlns:w16cid="http://schemas.microsoft.com/office/word/2016/wordml/cid" xmlns:w16="http://schemas.microsoft.com/office/word/2018/wordml" xmlns:w16du="http://schemas.microsoft.com/office/word/2023/wordml/word16du" xmlns:w16sdtdh="http://schemas.microsoft.com/office/word/2020/wordml/sdtdatahash" xmlns:w16sdtfl="http://schemas.microsoft.com/office/word/2024/wordml/sdtformatlock" xmlns:w16se="http://schemas.microsoft.com/office/word/2015/wordml/symex" xmlns:wpg="http://schemas.microsoft.com/office/word/2010/wordprocessingGroup" xmlns:wpi="http://schemas.microsoft.com/office/word/2010/wordprocessingInk" xmlns:wne="http://schemas.microsoft.com/office/word/2006/wordml" xmlns:wps="http://schemas.microsoft.com/office/word/2010/wordprocessingShape" mc:Ignorable="w14 w15 w16se w16cid w16 w16cex w16sdtdh w16sdtfl w16du wp14">
   <w15:commentEx w15:paraId="346A11D6" w15:done="0"/>
   <w15:commentEx w15:paraId="0C6AA861" w15:done="0"/>
+  <w15:commentEx w15:paraId="0C53C37C" w15:paraIdParent="0C6AA861" w15:done="0"/>
   <w15:commentEx w15:paraId="02EFF5A2" w15:done="0"/>
   <w15:commentEx w15:paraId="0C8BF9F4" w15:done="0"/>
   <w15:commentEx w15:paraId="32217CD9" w15:done="0"/>
   <w15:commentEx w15:paraId="3D14C6C1" w15:done="0"/>
   <w15:commentEx w15:paraId="0D161753" w15:done="0"/>
+  <w15:commentEx w15:paraId="6579419E" w15:paraIdParent="0D161753" w15:done="0"/>
   <w15:commentEx w15:paraId="7D211CB9" w15:done="0"/>
   <w15:commentEx w15:paraId="3F02FF5C" w15:paraIdParent="7D211CB9" w15:done="0"/>
+  <w15:commentEx w15:paraId="5A5DD3B9" w15:paraIdParent="7D211CB9" w15:done="0"/>
   <w15:commentEx w15:paraId="2ADACE2D" w15:done="0"/>
+  <w15:commentEx w15:paraId="38815266" w15:paraIdParent="2ADACE2D" w15:done="0"/>
   <w15:commentEx w15:paraId="1E6D4878" w15:done="0"/>
+  <w15:commentEx w15:paraId="2CA081AE" w15:paraIdParent="1E6D4878" w15:done="0"/>
   <w15:commentEx w15:paraId="23081DA3" w15:done="0"/>
+  <w15:commentEx w15:paraId="164DDFA9" w15:paraIdParent="23081DA3" w15:done="0"/>
   <w15:commentEx w15:paraId="314CE793" w15:done="0"/>
+  <w15:commentEx w15:paraId="6BB14C5B" w15:paraIdParent="314CE793" w15:done="0"/>
   <w15:commentEx w15:paraId="60338B36" w15:done="0"/>
+  <w15:commentEx w15:paraId="3AC630AA" w15:paraIdParent="60338B36" w15:done="0"/>
   <w15:commentEx w15:paraId="48B8ACCD" w15:done="0"/>
+  <w15:commentEx w15:paraId="1B593803" w15:paraIdParent="48B8ACCD" w15:done="0"/>
   <w15:commentEx w15:paraId="363B64B1" w15:done="0"/>
   <w15:commentEx w15:paraId="1AFB4580" w15:done="0"/>
   <w15:commentEx w15:paraId="0C958256" w15:done="0"/>
+  <w15:commentEx w15:paraId="35987969" w15:paraIdParent="0C958256" w15:done="0"/>
   <w15:commentEx w15:paraId="5505F608" w15:done="0"/>
+  <w15:commentEx w15:paraId="76C0A859" w15:paraIdParent="5505F608" w15:done="0"/>
   <w15:commentEx w15:paraId="7FBED3AE" w15:done="0"/>
   <w15:commentEx w15:paraId="37618368" w15:paraIdParent="7FBED3AE" w15:done="0"/>
+  <w15:commentEx w15:paraId="6BA51BF9" w15:paraIdParent="7FBED3AE" w15:done="0"/>
   <w15:commentEx w15:paraId="44D01BFA" w15:done="0"/>
   <w15:commentEx w15:paraId="52A548A1" w15:done="0"/>
   <w15:commentEx w15:paraId="0E7AD3DB" w15:paraIdParent="52A548A1" w15:done="0"/>
@@ -4687,27 +5029,111 @@
 
 <file path=word/commentsExtensible.xml><?xml version="1.0" encoding="utf-8"?>
 <w16cex:commentsExtensible xmlns:wpc="http://schemas.microsoft.com/office/word/2010/wordprocessingCanvas" xmlns:cx="http://schemas.microsoft.com/office/drawing/2014/chartex" xmlns:cx1="http://schemas.microsoft.com/office/drawing/2015/9/8/chartex" xmlns:cx2="http://schemas.microsoft.com/office/drawing/2015/10/21/chartex" xmlns:cx3="http://schemas.microsoft.com/office/drawing/2016/5/9/chartex" xmlns:cx4="http://schemas.microsoft.com/office/drawing/2016/5/10/chartex" xmlns:cx5="http://schemas.microsoft.com/office/drawing/2016/5/11/chartex" xmlns:cx6="http://schemas.microsoft.com/office/drawing/2016/5/12/chartex" xmlns:cx7="http://schemas.microsoft.com/office/drawing/2016/5/13/chartex" xmlns:cx8="http://schemas.microsoft.com/office/drawing/2016/5/14/chartex" xmlns:cr="http://schemas.microsoft.com/office/comments/2020/reactions" xmlns:mc="http://schemas.openxmlformats.org/markup-compatibility/2006" xmlns:aink="http://schemas.microsoft.com/office/drawing/2016/ink" xmlns:am3d="http://schemas.microsoft.com/office/drawing/2017/model3d" xmlns:o="urn:schemas-microsoft-com:office:office" xmlns:oel="http://schemas.microsoft.com/office/2019/extlst" xmlns:r="http://schemas.openxmlformats.org/officeDocument/2006/relationships" xmlns:m="http://schemas.openxmlformats.org/officeDocument/2006/math" xmlns:v="urn:schemas-microsoft-com:vml" xmlns:wp14="http://schemas.microsoft.com/office/word/2010/wordprocessingDrawing" xmlns:wp="http://schemas.openxmlformats.org/drawingml/2006/wordprocessingDrawing" xmlns:w10="urn:schemas-microsoft-com:office:word" xmlns:w="http://schemas.openxmlformats.org/wordprocessingml/2006/main" xmlns:w14="http://schemas.microsoft.com/office/word/2010/wordml" xmlns:w15="http://schemas.microsoft.com/office/word/2012/wordml" xmlns:w16cex="http://schemas.microsoft.com/office/word/2018/wordml/cex" xmlns:w16cid="http://schemas.microsoft.com/office/word/2016/wordml/cid" xmlns:w16="http://schemas.microsoft.com/office/word/2018/wordml" xmlns:w16du="http://schemas.microsoft.com/office/word/2023/wordml/word16du" xmlns:w16sdtdh="http://schemas.microsoft.com/office/word/2020/wordml/sdtdatahash" xmlns:w16sdtfl="http://schemas.microsoft.com/office/word/2024/wordml/sdtformatlock" xmlns:w16se="http://schemas.microsoft.com/office/word/2015/wordml/symex" xmlns:wpg="http://schemas.microsoft.com/office/word/2010/wordprocessingGroup" xmlns:wpi="http://schemas.microsoft.com/office/word/2010/wordprocessingInk" xmlns:wne="http://schemas.microsoft.com/office/word/2006/wordml" xmlns:wps="http://schemas.microsoft.com/office/word/2010/wordprocessingShape" mc:Ignorable="w14 w15 w16se w16cid w16 w16cex w16sdtdh w16sdtfl cr w16du wp14">
-  <w16cex:commentExtensible w16cex:durableId="2349F76C" w16cex:dateUtc="2025-07-11T07:58:00Z"/>
+  <w16cex:commentExtensible w16cex:durableId="2349F76C" w16cex:dateUtc="2025-07-11T07:58:00Z">
+    <w16cex:extLst>
+      <w16:ext w16:uri="{CE6994B0-6A32-4C9F-8C6B-6E91EDA988CE}">
+        <cr:reactions xmlns:cr="http://schemas.microsoft.com/office/comments/2020/reactions">
+          <cr:reaction reactionType="1">
+            <cr:reactionInfo dateUtc="2025-09-10T13:39:08Z">
+              <cr:user userId="S::Anthony.Hauser@unisante.ch::4ed2c540-f1dc-4438-b956-2b735b8b45bf" userProvider="AD" userName="Hauser Anthony"/>
+            </cr:reactionInfo>
+          </cr:reaction>
+        </cr:reactions>
+      </w16:ext>
+    </w16cex:extLst>
+  </w16cex:commentExtensible>
   <w16cex:commentExtensible w16cex:durableId="20226587" w16cex:dateUtc="2025-07-11T07:55:00Z"/>
+  <w16cex:commentExtensible w16cex:durableId="5E2F9B98" w16cex:dateUtc="2025-09-10T13:39:00Z"/>
   <w16cex:commentExtensible w16cex:durableId="1B6DDC15" w16cex:dateUtc="2025-07-11T07:57:00Z"/>
   <w16cex:commentExtensible w16cex:durableId="6D4A4891" w16cex:dateUtc="2025-08-04T15:20:00Z"/>
   <w16cex:commentExtensible w16cex:durableId="2FF9E7A4" w16cex:dateUtc="2025-08-04T15:23:00Z"/>
   <w16cex:commentExtensible w16cex:durableId="1A699B12" w16cex:dateUtc="2025-08-04T15:25:00Z"/>
   <w16cex:commentExtensible w16cex:durableId="000C11C9" w16cex:dateUtc="2025-08-04T15:28:00Z"/>
+  <w16cex:commentExtensible w16cex:durableId="157581C0" w16cex:dateUtc="2025-09-10T12:00:00Z"/>
   <w16cex:commentExtensible w16cex:durableId="4AF8FB5A" w16cex:dateUtc="2025-08-04T15:31:00Z"/>
   <w16cex:commentExtensible w16cex:durableId="033345B2" w16cex:dateUtc="2025-08-04T15:37:00Z"/>
+  <w16cex:commentExtensible w16cex:durableId="4FDF0469" w16cex:dateUtc="2025-09-10T12:16:00Z"/>
   <w16cex:commentExtensible w16cex:durableId="265EC344" w16cex:dateUtc="2025-08-04T15:34:00Z"/>
+  <w16cex:commentExtensible w16cex:durableId="7B7DEB55" w16cex:dateUtc="2025-09-10T12:16:00Z"/>
   <w16cex:commentExtensible w16cex:durableId="0A53EAD7" w16cex:dateUtc="2025-08-04T15:35:00Z"/>
+  <w16cex:commentExtensible w16cex:durableId="7F113045" w16cex:dateUtc="2025-09-10T12:20:00Z"/>
   <w16cex:commentExtensible w16cex:durableId="0F5F444F" w16cex:dateUtc="2025-08-04T15:30:00Z"/>
+  <w16cex:commentExtensible w16cex:durableId="00D4BBF7" w16cex:dateUtc="2025-09-10T12:21:00Z"/>
   <w16cex:commentExtensible w16cex:durableId="2123234F" w16cex:dateUtc="2025-08-04T15:33:00Z"/>
+  <w16cex:commentExtensible w16cex:durableId="07FF335D" w16cex:dateUtc="2025-09-10T12:25:00Z"/>
   <w16cex:commentExtensible w16cex:durableId="3ACAE3E5" w16cex:dateUtc="2025-08-04T15:55:00Z"/>
-  <w16cex:commentExtensible w16cex:durableId="01300B7C" w16cex:dateUtc="2025-08-04T15:39:00Z"/>
-  <w16cex:commentExtensible w16cex:durableId="413E067A" w16cex:dateUtc="2025-08-04T15:58:00Z"/>
-  <w16cex:commentExtensible w16cex:durableId="7C54F4B1" w16cex:dateUtc="2025-08-04T16:00:00Z"/>
-  <w16cex:commentExtensible w16cex:durableId="52B056F8" w16cex:dateUtc="2025-08-04T16:02:00Z"/>
-  <w16cex:commentExtensible w16cex:durableId="034E80E0" w16cex:dateUtc="2025-08-04T16:01:00Z"/>
+  <w16cex:commentExtensible w16cex:durableId="1FE8A12A" w16cex:dateUtc="2025-09-10T12:36:00Z"/>
+  <w16cex:commentExtensible w16cex:durableId="01300B7C" w16cex:dateUtc="2025-08-04T15:39:00Z">
+    <w16cex:extLst>
+      <w16:ext w16:uri="{CE6994B0-6A32-4C9F-8C6B-6E91EDA988CE}">
+        <cr:reactions xmlns:cr="http://schemas.microsoft.com/office/comments/2020/reactions">
+          <cr:reaction reactionType="1">
+            <cr:reactionInfo dateUtc="2025-09-10T13:08:39Z">
+              <cr:user userId="S::Anthony.Hauser@unisante.ch::4ed2c540-f1dc-4438-b956-2b735b8b45bf" userProvider="AD" userName="Hauser Anthony"/>
+            </cr:reactionInfo>
+          </cr:reaction>
+        </cr:reactions>
+      </w16:ext>
+    </w16cex:extLst>
+  </w16cex:commentExtensible>
+  <w16cex:commentExtensible w16cex:durableId="7BC84514" w16cex:dateUtc="2025-09-10T12:31:00Z"/>
+  <w16cex:commentExtensible w16cex:durableId="413E067A" w16cex:dateUtc="2025-08-04T15:58:00Z">
+    <w16cex:extLst>
+      <w16:ext w16:uri="{CE6994B0-6A32-4C9F-8C6B-6E91EDA988CE}">
+        <cr:reactions xmlns:cr="http://schemas.microsoft.com/office/comments/2020/reactions">
+          <cr:reaction reactionType="1">
+            <cr:reactionInfo dateUtc="2025-09-10T13:08:20Z">
+              <cr:user userId="S::Anthony.Hauser@unisante.ch::4ed2c540-f1dc-4438-b956-2b735b8b45bf" userProvider="AD" userName="Hauser Anthony"/>
+            </cr:reactionInfo>
+          </cr:reaction>
+        </cr:reactions>
+      </w16:ext>
+    </w16cex:extLst>
+  </w16cex:commentExtensible>
+  <w16cex:commentExtensible w16cex:durableId="7C54F4B1" w16cex:dateUtc="2025-08-04T16:00:00Z">
+    <w16cex:extLst>
+      <w16:ext w16:uri="{CE6994B0-6A32-4C9F-8C6B-6E91EDA988CE}">
+        <cr:reactions xmlns:cr="http://schemas.microsoft.com/office/comments/2020/reactions">
+          <cr:reaction reactionType="1">
+            <cr:reactionInfo dateUtc="2025-09-10T13:08:21Z">
+              <cr:user userId="S::Anthony.Hauser@unisante.ch::4ed2c540-f1dc-4438-b956-2b735b8b45bf" userProvider="AD" userName="Hauser Anthony"/>
+            </cr:reactionInfo>
+          </cr:reaction>
+        </cr:reactions>
+      </w16:ext>
+    </w16cex:extLst>
+  </w16cex:commentExtensible>
+  <w16cex:commentExtensible w16cex:durableId="52B056F8" w16cex:dateUtc="2025-08-04T16:02:00Z">
+    <w16cex:extLst>
+      <w16:ext w16:uri="{CE6994B0-6A32-4C9F-8C6B-6E91EDA988CE}">
+        <cr:reactions xmlns:cr="http://schemas.microsoft.com/office/comments/2020/reactions">
+          <cr:reaction reactionType="1">
+            <cr:reactionInfo dateUtc="2025-09-10T13:09:04Z">
+              <cr:user userId="S::Anthony.Hauser@unisante.ch::4ed2c540-f1dc-4438-b956-2b735b8b45bf" userProvider="AD" userName="Hauser Anthony"/>
+            </cr:reactionInfo>
+          </cr:reaction>
+        </cr:reactions>
+      </w16:ext>
+    </w16cex:extLst>
+  </w16cex:commentExtensible>
+  <w16cex:commentExtensible w16cex:durableId="5DA9BCFA" w16cex:dateUtc="2025-09-10T13:09:00Z"/>
+  <w16cex:commentExtensible w16cex:durableId="034E80E0" w16cex:dateUtc="2025-08-04T16:01:00Z">
+    <w16cex:extLst>
+      <w16:ext w16:uri="{CE6994B0-6A32-4C9F-8C6B-6E91EDA988CE}">
+        <cr:reactions xmlns:cr="http://schemas.microsoft.com/office/comments/2020/reactions">
+          <cr:reaction reactionType="1">
+            <cr:reactionInfo dateUtc="2025-09-10T13:08:36Z">
+              <cr:user userId="S::Anthony.Hauser@unisante.ch::4ed2c540-f1dc-4438-b956-2b735b8b45bf" userProvider="AD" userName="Hauser Anthony"/>
+            </cr:reactionInfo>
+          </cr:reaction>
+        </cr:reactions>
+      </w16:ext>
+    </w16cex:extLst>
+  </w16cex:commentExtensible>
+  <w16cex:commentExtensible w16cex:durableId="6ADB2317" w16cex:dateUtc="2025-09-10T13:08:00Z"/>
   <w16cex:commentExtensible w16cex:durableId="08F970CD" w16cex:dateUtc="2025-08-04T16:11:00Z"/>
   <w16cex:commentExtensible w16cex:durableId="52291AC1" w16cex:dateUtc="2025-08-04T16:12:00Z"/>
+  <w16cex:commentExtensible w16cex:durableId="0598DF89" w16cex:dateUtc="2025-09-10T13:17:00Z"/>
   <w16cex:commentExtensible w16cex:durableId="4D88C4C2" w16cex:dateUtc="2025-08-04T15:42:00Z"/>
   <w16cex:commentExtensible w16cex:durableId="0941F1F5" w16cex:dateUtc="2025-08-04T16:12:00Z"/>
   <w16cex:commentExtensible w16cex:durableId="663CD9A1" w16cex:dateUtc="2025-08-04T16:13:00Z"/>
@@ -4722,25 +5148,37 @@
 <w16cid:commentsIds xmlns:wpc="http://schemas.microsoft.com/office/word/2010/wordprocessingCanvas" xmlns:cx="http://schemas.microsoft.com/office/drawing/2014/chartex" xmlns:cx1="http://schemas.microsoft.com/office/drawing/2015/9/8/chartex" xmlns:cx2="http://schemas.microsoft.com/office/drawing/2015/10/21/chartex" xmlns:cx3="http://schemas.microsoft.com/office/drawing/2016/5/9/chartex" xmlns:cx4="http://schemas.microsoft.com/office/drawing/2016/5/10/chartex" xmlns:cx5="http://schemas.microsoft.com/office/drawing/2016/5/11/chartex" xmlns:cx6="http://schemas.microsoft.com/office/drawing/2016/5/12/chartex" xmlns:cx7="http://schemas.microsoft.com/office/drawing/2016/5/13/chartex" xmlns:cx8="http://schemas.microsoft.com/office/drawing/2016/5/14/chartex" xmlns:mc="http://schemas.openxmlformats.org/markup-compatibility/2006" xmlns:aink="http://schemas.microsoft.com/office/drawing/2016/ink" xmlns:am3d="http://schemas.microsoft.com/office/drawing/2017/model3d" xmlns:o="urn:schemas-microsoft-com:office:office" xmlns:oel="http://schemas.microsoft.com/office/2019/extlst" xmlns:r="http://schemas.openxmlformats.org/officeDocument/2006/relationships" xmlns:m="http://schemas.openxmlformats.org/officeDocument/2006/math" xmlns:v="urn:schemas-microsoft-com:vml" xmlns:wp14="http://schemas.microsoft.com/office/word/2010/wordprocessingDrawing" xmlns:wp="http://schemas.openxmlformats.org/drawingml/2006/wordprocessingDrawing" xmlns:w10="urn:schemas-microsoft-com:office:word" xmlns:w="http://schemas.openxmlformats.org/wordprocessingml/2006/main" xmlns:w14="http://schemas.microsoft.com/office/word/2010/wordml" xmlns:w15="http://schemas.microsoft.com/office/word/2012/wordml" xmlns:w16cex="http://schemas.microsoft.com/office/word/2018/wordml/cex" xmlns:w16cid="http://schemas.microsoft.com/office/word/2016/wordml/cid" xmlns:w16="http://schemas.microsoft.com/office/word/2018/wordml" xmlns:w16du="http://schemas.microsoft.com/office/word/2023/wordml/word16du" xmlns:w16sdtdh="http://schemas.microsoft.com/office/word/2020/wordml/sdtdatahash" xmlns:w16sdtfl="http://schemas.microsoft.com/office/word/2024/wordml/sdtformatlock" xmlns:w16se="http://schemas.microsoft.com/office/word/2015/wordml/symex" xmlns:wpg="http://schemas.microsoft.com/office/word/2010/wordprocessingGroup" xmlns:wpi="http://schemas.microsoft.com/office/word/2010/wordprocessingInk" xmlns:wne="http://schemas.microsoft.com/office/word/2006/wordml" xmlns:wps="http://schemas.microsoft.com/office/word/2010/wordprocessingShape" mc:Ignorable="w14 w15 w16se w16cid w16 w16cex w16sdtdh w16sdtfl w16du wp14">
   <w16cid:commentId w16cid:paraId="346A11D6" w16cid:durableId="2349F76C"/>
   <w16cid:commentId w16cid:paraId="0C6AA861" w16cid:durableId="20226587"/>
+  <w16cid:commentId w16cid:paraId="0C53C37C" w16cid:durableId="5E2F9B98"/>
   <w16cid:commentId w16cid:paraId="02EFF5A2" w16cid:durableId="1B6DDC15"/>
   <w16cid:commentId w16cid:paraId="0C8BF9F4" w16cid:durableId="6D4A4891"/>
   <w16cid:commentId w16cid:paraId="32217CD9" w16cid:durableId="2FF9E7A4"/>
   <w16cid:commentId w16cid:paraId="3D14C6C1" w16cid:durableId="1A699B12"/>
   <w16cid:commentId w16cid:paraId="0D161753" w16cid:durableId="000C11C9"/>
+  <w16cid:commentId w16cid:paraId="6579419E" w16cid:durableId="157581C0"/>
   <w16cid:commentId w16cid:paraId="7D211CB9" w16cid:durableId="4AF8FB5A"/>
   <w16cid:commentId w16cid:paraId="3F02FF5C" w16cid:durableId="033345B2"/>
+  <w16cid:commentId w16cid:paraId="5A5DD3B9" w16cid:durableId="4FDF0469"/>
   <w16cid:commentId w16cid:paraId="2ADACE2D" w16cid:durableId="265EC344"/>
+  <w16cid:commentId w16cid:paraId="38815266" w16cid:durableId="7B7DEB55"/>
   <w16cid:commentId w16cid:paraId="1E6D4878" w16cid:durableId="0A53EAD7"/>
+  <w16cid:commentId w16cid:paraId="2CA081AE" w16cid:durableId="7F113045"/>
   <w16cid:commentId w16cid:paraId="23081DA3" w16cid:durableId="0F5F444F"/>
+  <w16cid:commentId w16cid:paraId="164DDFA9" w16cid:durableId="00D4BBF7"/>
   <w16cid:commentId w16cid:paraId="314CE793" w16cid:durableId="2123234F"/>
+  <w16cid:commentId w16cid:paraId="6BB14C5B" w16cid:durableId="07FF335D"/>
   <w16cid:commentId w16cid:paraId="60338B36" w16cid:durableId="3ACAE3E5"/>
+  <w16cid:commentId w16cid:paraId="3AC630AA" w16cid:durableId="1FE8A12A"/>
   <w16cid:commentId w16cid:paraId="48B8ACCD" w16cid:durableId="01300B7C"/>
+  <w16cid:commentId w16cid:paraId="1B593803" w16cid:durableId="7BC84514"/>
   <w16cid:commentId w16cid:paraId="363B64B1" w16cid:durableId="413E067A"/>
   <w16cid:commentId w16cid:paraId="1AFB4580" w16cid:durableId="7C54F4B1"/>
   <w16cid:commentId w16cid:paraId="0C958256" w16cid:durableId="52B056F8"/>
+  <w16cid:commentId w16cid:paraId="35987969" w16cid:durableId="5DA9BCFA"/>
   <w16cid:commentId w16cid:paraId="5505F608" w16cid:durableId="034E80E0"/>
+  <w16cid:commentId w16cid:paraId="76C0A859" w16cid:durableId="6ADB2317"/>
   <w16cid:commentId w16cid:paraId="7FBED3AE" w16cid:durableId="08F970CD"/>
   <w16cid:commentId w16cid:paraId="37618368" w16cid:durableId="52291AC1"/>
+  <w16cid:commentId w16cid:paraId="6BA51BF9" w16cid:durableId="0598DF89"/>
   <w16cid:commentId w16cid:paraId="44D01BFA" w16cid:durableId="4D88C4C2"/>
   <w16cid:commentId w16cid:paraId="52A548A1" w16cid:durableId="0941F1F5"/>
   <w16cid:commentId w16cid:paraId="0E7AD3DB" w16cid:durableId="663CD9A1"/>
@@ -5218,6 +5656,9 @@
 <w15:people xmlns:wpc="http://schemas.microsoft.com/office/word/2010/wordprocessingCanvas" xmlns:cx="http://schemas.microsoft.com/office/drawing/2014/chartex" xmlns:cx1="http://schemas.microsoft.com/office/drawing/2015/9/8/chartex" xmlns:cx2="http://schemas.microsoft.com/office/drawing/2015/10/21/chartex" xmlns:cx3="http://schemas.microsoft.com/office/drawing/2016/5/9/chartex" xmlns:cx4="http://schemas.microsoft.com/office/drawing/2016/5/10/chartex" xmlns:cx5="http://schemas.microsoft.com/office/drawing/2016/5/11/chartex" xmlns:cx6="http://schemas.microsoft.com/office/drawing/2016/5/12/chartex" xmlns:cx7="http://schemas.microsoft.com/office/drawing/2016/5/13/chartex" xmlns:cx8="http://schemas.microsoft.com/office/drawing/2016/5/14/chartex" xmlns:mc="http://schemas.openxmlformats.org/markup-compatibility/2006" xmlns:aink="http://schemas.microsoft.com/office/drawing/2016/ink" xmlns:am3d="http://schemas.microsoft.com/office/drawing/2017/model3d" xmlns:o="urn:schemas-microsoft-com:office:office" xmlns:oel="http://schemas.microsoft.com/office/2019/extlst" xmlns:r="http://schemas.openxmlformats.org/officeDocument/2006/relationships" xmlns:m="http://schemas.openxmlformats.org/officeDocument/2006/math" xmlns:v="urn:schemas-microsoft-com:vml" xmlns:wp14="http://schemas.microsoft.com/office/word/2010/wordprocessingDrawing" xmlns:wp="http://schemas.openxmlformats.org/drawingml/2006/wordprocessingDrawing" xmlns:w10="urn:schemas-microsoft-com:office:word" xmlns:w="http://schemas.openxmlformats.org/wordprocessingml/2006/main" xmlns:w14="http://schemas.microsoft.com/office/word/2010/wordml" xmlns:w15="http://schemas.microsoft.com/office/word/2012/wordml" xmlns:w16cex="http://schemas.microsoft.com/office/word/2018/wordml/cex" xmlns:w16cid="http://schemas.microsoft.com/office/word/2016/wordml/cid" xmlns:w16="http://schemas.microsoft.com/office/word/2018/wordml" xmlns:w16du="http://schemas.microsoft.com/office/word/2023/wordml/word16du" xmlns:w16sdtdh="http://schemas.microsoft.com/office/word/2020/wordml/sdtdatahash" xmlns:w16sdtfl="http://schemas.microsoft.com/office/word/2024/wordml/sdtformatlock" xmlns:w16se="http://schemas.microsoft.com/office/word/2015/wordml/symex" xmlns:wpg="http://schemas.microsoft.com/office/word/2010/wordprocessingGroup" xmlns:wpi="http://schemas.microsoft.com/office/word/2010/wordprocessingInk" xmlns:wne="http://schemas.microsoft.com/office/word/2006/wordml" xmlns:wps="http://schemas.microsoft.com/office/word/2010/wordprocessingShape" mc:Ignorable="w14 w15 w16se w16cid w16 w16cex w16sdtdh w16sdtfl w16du wp14">
   <w15:person w15:author="Riou Julien">
     <w15:presenceInfo w15:providerId="AD" w15:userId="S::Julien.Riou@unisante.ch::04deaff0-7a34-49d0-a52e-ed4b4c3f3fc4"/>
+  </w15:person>
+  <w15:person w15:author="Hauser Anthony">
+    <w15:presenceInfo w15:providerId="AD" w15:userId="S::Anthony.Hauser@unisante.ch::4ed2c540-f1dc-4438-b956-2b735b8b45bf"/>
   </w15:person>
   <w15:person w15:author="Konstantinoudis, Garyfallos">
     <w15:presenceInfo w15:providerId="AD" w15:userId="S::gkonstan@ic.ac.uk::9abf2b75-8b93-465d-a440-8fe64efc72c0"/>
